--- a/briefings/线口监测午报-2026-09-08.docx
+++ b/briefings/线口监测午报-2026-09-08.docx
@@ -22,7 +22,7 @@
           <w:color w:val="888888"/>
           <w:sz w:val="18"/>
         </w:rPr>
-        <w:t>监测窗口:近48小时 | 生成时间:2026-09-08 12:42</w:t>
+        <w:t>监测窗口:近48小时 | 生成时间:2026-09-08 13:59</w:t>
       </w:r>
     </w:p>
     <w:p>
@@ -70,6 +70,57 @@
           <w:color w:val="888888"/>
           <w:sz w:val="24"/>
         </w:rPr>
+        <w:t>Mistral AI 完成 30 亿欧元 D 轮融资：投后估值超 210 亿欧元，三星电子领投</w:t>
+      </w:r>
+    </w:p>
+    <w:p>
+      <w:r>
+        <w:rPr>
+          <w:rFonts w:ascii="Times New Roman" w:hAnsi="Times New Roman" w:eastAsia="宋体"/>
+          <w:color w:val="888888"/>
+          <w:sz w:val="18"/>
+        </w:rPr>
+        <w:t>来源:IT之家 | 时间:09-08 13:39</w:t>
+      </w:r>
+    </w:p>
+    <w:p>
+      <w:r>
+        <w:rPr>
+          <w:rFonts w:ascii="Times New Roman" w:hAnsi="Times New Roman" w:eastAsia="宋体"/>
+          <w:sz w:val="18"/>
+        </w:rPr>
+        <w:t>链接:</w:t>
+      </w:r>
+      <w:hyperlink r:id="rId9">
+        <w:r>
+          <w:rPr>
+            <w:color w:val="0563C1"/>
+            <w:u w:val="single"/>
+          </w:rPr>
+          <w:t>Mistral AI 完成 30 亿欧元 D 轮融资：投后估值超 210 亿欧元，三星电子领投</w:t>
+        </w:r>
+      </w:hyperlink>
+    </w:p>
+    <w:p>
+      <w:pPr>
+        <w:pStyle w:val="Heading3"/>
+      </w:pPr>
+      <w:r>
+        <w:rPr>
+          <w:rFonts w:ascii="Times New Roman" w:hAnsi="Times New Roman" w:eastAsia="黑体"/>
+          <w:b w:val="0"/>
+          <w:color w:val="888888"/>
+          <w:sz w:val="24"/>
+        </w:rPr>
+        <w:t>【C级·参考】</w:t>
+      </w:r>
+      <w:r>
+        <w:rPr>
+          <w:rFonts w:ascii="Times New Roman" w:hAnsi="Times New Roman" w:eastAsia="黑体"/>
+          <w:b w:val="0"/>
+          <w:color w:val="888888"/>
+          <w:sz w:val="24"/>
+        </w:rPr>
         <w:t>联发科官宣天玑旗舰芯首款 Pro 来了：先进制程里程碑式突破、AI 深度融合的 GPU 图形渲染技术等</w:t>
       </w:r>
     </w:p>
@@ -91,7 +142,7 @@
         </w:rPr>
         <w:t>链接:</w:t>
       </w:r>
-      <w:hyperlink r:id="rId9">
+      <w:hyperlink r:id="rId10">
         <w:r>
           <w:rPr>
             <w:color w:val="0563C1"/>
@@ -142,7 +193,7 @@
         </w:rPr>
         <w:t>链接:</w:t>
       </w:r>
-      <w:hyperlink r:id="rId10">
+      <w:hyperlink r:id="rId11">
         <w:r>
           <w:rPr>
             <w:color w:val="0563C1"/>
@@ -193,7 +244,7 @@
         </w:rPr>
         <w:t>链接:</w:t>
       </w:r>
-      <w:hyperlink r:id="rId11">
+      <w:hyperlink r:id="rId12">
         <w:r>
           <w:rPr>
             <w:color w:val="0563C1"/>
@@ -244,7 +295,7 @@
         </w:rPr>
         <w:t>链接:</w:t>
       </w:r>
-      <w:hyperlink r:id="rId12">
+      <w:hyperlink r:id="rId13">
         <w:r>
           <w:rPr>
             <w:color w:val="0563C1"/>
@@ -295,7 +346,7 @@
         </w:rPr>
         <w:t>链接:</w:t>
       </w:r>
-      <w:hyperlink r:id="rId13">
+      <w:hyperlink r:id="rId14">
         <w:r>
           <w:rPr>
             <w:color w:val="0563C1"/>
@@ -346,7 +397,7 @@
         </w:rPr>
         <w:t>链接:</w:t>
       </w:r>
-      <w:hyperlink r:id="rId14">
+      <w:hyperlink r:id="rId15">
         <w:r>
           <w:rPr>
             <w:color w:val="0563C1"/>
@@ -397,7 +448,7 @@
         </w:rPr>
         <w:t>链接:</w:t>
       </w:r>
-      <w:hyperlink r:id="rId15">
+      <w:hyperlink r:id="rId16">
         <w:r>
           <w:rPr>
             <w:color w:val="0563C1"/>
@@ -448,64 +499,13 @@
         </w:rPr>
         <w:t>链接:</w:t>
       </w:r>
-      <w:hyperlink r:id="rId16">
+      <w:hyperlink r:id="rId17">
         <w:r>
           <w:rPr>
             <w:color w:val="0563C1"/>
             <w:u w:val="single"/>
           </w:rPr>
           <w:t>致敬未知BleeqUp发布Rover AI运动眼镜，能拍3K视频</w:t>
-        </w:r>
-      </w:hyperlink>
-    </w:p>
-    <w:p>
-      <w:pPr>
-        <w:pStyle w:val="Heading3"/>
-      </w:pPr>
-      <w:r>
-        <w:rPr>
-          <w:rFonts w:ascii="Times New Roman" w:hAnsi="Times New Roman" w:eastAsia="黑体"/>
-          <w:b w:val="0"/>
-          <w:color w:val="888888"/>
-          <w:sz w:val="24"/>
-        </w:rPr>
-        <w:t>【C级·参考】</w:t>
-      </w:r>
-      <w:r>
-        <w:rPr>
-          <w:rFonts w:ascii="Times New Roman" w:hAnsi="Times New Roman" w:eastAsia="黑体"/>
-          <w:b w:val="0"/>
-          <w:color w:val="888888"/>
-          <w:sz w:val="24"/>
-        </w:rPr>
-        <w:t>GOSIGHT发布旗下首款一体式双目全彩AI+AR眼镜，主打轻量化</w:t>
-      </w:r>
-    </w:p>
-    <w:p>
-      <w:r>
-        <w:rPr>
-          <w:rFonts w:ascii="Times New Roman" w:hAnsi="Times New Roman" w:eastAsia="宋体"/>
-          <w:color w:val="888888"/>
-          <w:sz w:val="18"/>
-        </w:rPr>
-        <w:t>来源:Bing新闻 | 时间:09-07 14:02</w:t>
-      </w:r>
-    </w:p>
-    <w:p>
-      <w:r>
-        <w:rPr>
-          <w:rFonts w:ascii="Times New Roman" w:hAnsi="Times New Roman" w:eastAsia="宋体"/>
-          <w:sz w:val="18"/>
-        </w:rPr>
-        <w:t>链接:</w:t>
-      </w:r>
-      <w:hyperlink r:id="rId17">
-        <w:r>
-          <w:rPr>
-            <w:color w:val="0563C1"/>
-            <w:u w:val="single"/>
-          </w:rPr>
-          <w:t>GOSIGHT发布旗下首款一体式双目全彩AI+AR眼镜，主打轻量化</w:t>
         </w:r>
       </w:hyperlink>
     </w:p>
@@ -694,7 +694,7 @@
           <w:color w:val="888888"/>
           <w:sz w:val="24"/>
         </w:rPr>
-        <w:t>小鹏机器人生产线正式启用，“全球首位高阶通用人形机器人”自主走下产线</w:t>
+        <w:t>小米推出米家扫拖机器人 6 Max 白色系列：水箱版国补价 4799 元起，薄嵌上下水 5099 元起</w:t>
       </w:r>
     </w:p>
     <w:p>
@@ -704,7 +704,7 @@
           <w:color w:val="888888"/>
           <w:sz w:val="18"/>
         </w:rPr>
-        <w:t>来源:IT之家 | 时间:09-08 09:06</w:t>
+        <w:t>来源:IT之家 | 时间:09-08 12:53</w:t>
       </w:r>
     </w:p>
     <w:p>
@@ -721,7 +721,7 @@
             <w:color w:val="0563C1"/>
             <w:u w:val="single"/>
           </w:rPr>
-          <w:t>小鹏机器人生产线正式启用，“全球首位高阶通用人形机器人”自主走下产线</w:t>
+          <w:t>小米推出米家扫拖机器人 6 Max 白色系列：水箱版国补价 4799 元起，薄嵌上下水 5099 元起</w:t>
         </w:r>
       </w:hyperlink>
     </w:p>
@@ -736,6 +736,57 @@
         </w:rPr>
         <w:t>无人驾驶/低空/智慧出行</w:t>
       </w:r>
+    </w:p>
+    <w:p>
+      <w:pPr>
+        <w:pStyle w:val="Heading3"/>
+      </w:pPr>
+      <w:r>
+        <w:rPr>
+          <w:rFonts w:ascii="Times New Roman" w:hAnsi="Times New Roman" w:eastAsia="黑体"/>
+          <w:b w:val="0"/>
+          <w:color w:val="888888"/>
+          <w:sz w:val="24"/>
+        </w:rPr>
+        <w:t>【C级·参考】</w:t>
+      </w:r>
+      <w:r>
+        <w:rPr>
+          <w:rFonts w:ascii="Times New Roman" w:hAnsi="Times New Roman" w:eastAsia="黑体"/>
+          <w:b w:val="0"/>
+          <w:color w:val="888888"/>
+          <w:sz w:val="24"/>
+        </w:rPr>
+        <w:t>极狐阿尔法 T7 汽车 9 月 16 日上市：搭载华为乾崑智驾 ADS 5 Pro，预售价 13.78 万元起</w:t>
+      </w:r>
+    </w:p>
+    <w:p>
+      <w:r>
+        <w:rPr>
+          <w:rFonts w:ascii="Times New Roman" w:hAnsi="Times New Roman" w:eastAsia="宋体"/>
+          <w:color w:val="888888"/>
+          <w:sz w:val="18"/>
+        </w:rPr>
+        <w:t>来源:IT之家 | 时间:09-08 13:34</w:t>
+      </w:r>
+    </w:p>
+    <w:p>
+      <w:r>
+        <w:rPr>
+          <w:rFonts w:ascii="Times New Roman" w:hAnsi="Times New Roman" w:eastAsia="宋体"/>
+          <w:sz w:val="18"/>
+        </w:rPr>
+        <w:t>链接:</w:t>
+      </w:r>
+      <w:hyperlink r:id="rId22">
+        <w:r>
+          <w:rPr>
+            <w:color w:val="0563C1"/>
+            <w:u w:val="single"/>
+          </w:rPr>
+          <w:t>极狐阿尔法 T7 汽车 9 月 16 日上市：搭载华为乾崑智驾 ADS 5 Pro，预售价 13.78 万元起</w:t>
+        </w:r>
+      </w:hyperlink>
     </w:p>
     <w:p>
       <w:pPr>
@@ -778,64 +829,13 @@
         </w:rPr>
         <w:t>链接:</w:t>
       </w:r>
-      <w:hyperlink r:id="rId22">
+      <w:hyperlink r:id="rId23">
         <w:r>
           <w:rPr>
             <w:color w:val="0563C1"/>
             <w:u w:val="single"/>
           </w:rPr>
           <w:t>华为乾崑智驾、鸿蒙座舱搭载量达成 200 万里程碑</w:t>
-        </w:r>
-      </w:hyperlink>
-    </w:p>
-    <w:p>
-      <w:pPr>
-        <w:pStyle w:val="Heading3"/>
-      </w:pPr>
-      <w:r>
-        <w:rPr>
-          <w:rFonts w:ascii="Times New Roman" w:hAnsi="Times New Roman" w:eastAsia="黑体"/>
-          <w:b w:val="0"/>
-          <w:color w:val="888888"/>
-          <w:sz w:val="24"/>
-        </w:rPr>
-        <w:t>【C级·参考】</w:t>
-      </w:r>
-      <w:r>
-        <w:rPr>
-          <w:rFonts w:ascii="Times New Roman" w:hAnsi="Times New Roman" w:eastAsia="黑体"/>
-          <w:b w:val="0"/>
-          <w:color w:val="888888"/>
-          <w:sz w:val="24"/>
-        </w:rPr>
-        <w:t>华境 S 大六座 SUV 累计交付突破 2.5 万台：标配华为乾崑智驾 ADS Pro 增强版，售 15.98 万元起</w:t>
-      </w:r>
-    </w:p>
-    <w:p>
-      <w:r>
-        <w:rPr>
-          <w:rFonts w:ascii="Times New Roman" w:hAnsi="Times New Roman" w:eastAsia="宋体"/>
-          <w:color w:val="888888"/>
-          <w:sz w:val="18"/>
-        </w:rPr>
-        <w:t>来源:IT之家 | 时间:09-08 09:24</w:t>
-      </w:r>
-    </w:p>
-    <w:p>
-      <w:r>
-        <w:rPr>
-          <w:rFonts w:ascii="Times New Roman" w:hAnsi="Times New Roman" w:eastAsia="宋体"/>
-          <w:sz w:val="18"/>
-        </w:rPr>
-        <w:t>链接:</w:t>
-      </w:r>
-      <w:hyperlink r:id="rId23">
-        <w:r>
-          <w:rPr>
-            <w:color w:val="0563C1"/>
-            <w:u w:val="single"/>
-          </w:rPr>
-          <w:t>华境 S 大六座 SUV 累计交付突破 2.5 万台：标配华为乾崑智驾 ADS Pro 增强版，售 15.98 万元起</w:t>
         </w:r>
       </w:hyperlink>
     </w:p>

--- a/briefings/线口监测午报-2026-09-08.docx
+++ b/briefings/线口监测午报-2026-09-08.docx
@@ -22,7 +22,7 @@
           <w:color w:val="888888"/>
           <w:sz w:val="18"/>
         </w:rPr>
-        <w:t>监测窗口:近48小时 | 生成时间:2026-09-08 13:59</w:t>
+        <w:t>监测窗口:近48小时 | 生成时间:2026-09-08 20:06</w:t>
       </w:r>
     </w:p>
     <w:p>
@@ -70,7 +70,7 @@
           <w:color w:val="888888"/>
           <w:sz w:val="24"/>
         </w:rPr>
-        <w:t>Mistral AI 完成 30 亿欧元 D 轮融资：投后估值超 210 亿欧元，三星电子领投</w:t>
+        <w:t>分析机构 Similarweb：网页端 AI 聊天机器人中 ChatGPT 使用者最多，8 月市场份额回升至 55.5%</w:t>
       </w:r>
     </w:p>
     <w:p>
@@ -80,7 +80,7 @@
           <w:color w:val="888888"/>
           <w:sz w:val="18"/>
         </w:rPr>
-        <w:t>来源:IT之家 | 时间:09-08 13:39</w:t>
+        <w:t>来源:IT之家 | 时间:09-08 19:09</w:t>
       </w:r>
     </w:p>
     <w:p>
@@ -97,7 +97,7 @@
             <w:color w:val="0563C1"/>
             <w:u w:val="single"/>
           </w:rPr>
-          <w:t>Mistral AI 完成 30 亿欧元 D 轮融资：投后估值超 210 亿欧元，三星电子领投</w:t>
+          <w:t>分析机构 Similarweb：网页端 AI 聊天机器人中 ChatGPT 使用者最多，8 月市场份额回升至 55.5%</w:t>
         </w:r>
       </w:hyperlink>
     </w:p>
@@ -121,7 +121,7 @@
           <w:color w:val="888888"/>
           <w:sz w:val="24"/>
         </w:rPr>
-        <w:t>联发科官宣天玑旗舰芯首款 Pro 来了：先进制程里程碑式突破、AI 深度融合的 GPU 图形渲染技术等</w:t>
+        <w:t>AI 大幅推高韩国电力需求，政府部门考虑大建核反应堆</w:t>
       </w:r>
     </w:p>
     <w:p>
@@ -131,7 +131,7 @@
           <w:color w:val="888888"/>
           <w:sz w:val="18"/>
         </w:rPr>
-        <w:t>来源:IT之家 | 时间:09-08 11:12</w:t>
+        <w:t>来源:IT之家 | 时间:09-08 18:41</w:t>
       </w:r>
     </w:p>
     <w:p>
@@ -148,7 +148,7 @@
             <w:color w:val="0563C1"/>
             <w:u w:val="single"/>
           </w:rPr>
-          <w:t>联发科官宣天玑旗舰芯首款 Pro 来了：先进制程里程碑式突破、AI 深度融合的 GPU 图形渲染技术等</w:t>
+          <w:t>AI 大幅推高韩国电力需求，政府部门考虑大建核反应堆</w:t>
         </w:r>
       </w:hyperlink>
     </w:p>
@@ -172,7 +172,7 @@
           <w:color w:val="888888"/>
           <w:sz w:val="24"/>
         </w:rPr>
-        <w:t>HyperX Cloud Alpha Air 半开放式游戏耳机发售，999 元人民币</w:t>
+        <w:t>安全人员利用 AI 快速开发首个零点击微信蠕虫病毒，相关漏洞现已修复</w:t>
       </w:r>
     </w:p>
     <w:p>
@@ -182,7 +182,7 @@
           <w:color w:val="888888"/>
           <w:sz w:val="18"/>
         </w:rPr>
-        <w:t>来源:IT之家 | 时间:09-08 10:02</w:t>
+        <w:t>来源:IT之家 | 时间:09-08 17:59</w:t>
       </w:r>
     </w:p>
     <w:p>
@@ -199,7 +199,466 @@
             <w:color w:val="0563C1"/>
             <w:u w:val="single"/>
           </w:rPr>
-          <w:t>HyperX Cloud Alpha Air 半开放式游戏耳机发售，999 元人民币</w:t>
+          <w:t>安全人员利用 AI 快速开发首个零点击微信蠕虫病毒，相关漏洞现已修复</w:t>
+        </w:r>
+      </w:hyperlink>
+    </w:p>
+    <w:p>
+      <w:pPr>
+        <w:pStyle w:val="Heading3"/>
+      </w:pPr>
+      <w:r>
+        <w:rPr>
+          <w:rFonts w:ascii="Times New Roman" w:hAnsi="Times New Roman" w:eastAsia="黑体"/>
+          <w:b w:val="0"/>
+          <w:color w:val="888888"/>
+          <w:sz w:val="24"/>
+        </w:rPr>
+        <w:t>【C级·参考】</w:t>
+      </w:r>
+      <w:r>
+        <w:rPr>
+          <w:rFonts w:ascii="Times New Roman" w:hAnsi="Times New Roman" w:eastAsia="黑体"/>
+          <w:b w:val="0"/>
+          <w:color w:val="888888"/>
+          <w:sz w:val="24"/>
+        </w:rPr>
+        <w:t>OPPO Enco X4 耳机曝光：入耳式设计、支持苹果同款 AI 实时翻译，9 月随新机登场</w:t>
+      </w:r>
+    </w:p>
+    <w:p>
+      <w:r>
+        <w:rPr>
+          <w:rFonts w:ascii="Times New Roman" w:hAnsi="Times New Roman" w:eastAsia="宋体"/>
+          <w:color w:val="888888"/>
+          <w:sz w:val="18"/>
+        </w:rPr>
+        <w:t>来源:IT之家 | 时间:09-08 17:04</w:t>
+      </w:r>
+    </w:p>
+    <w:p>
+      <w:r>
+        <w:rPr>
+          <w:rFonts w:ascii="Times New Roman" w:hAnsi="Times New Roman" w:eastAsia="宋体"/>
+          <w:sz w:val="18"/>
+        </w:rPr>
+        <w:t>链接:</w:t>
+      </w:r>
+      <w:hyperlink r:id="rId12">
+        <w:r>
+          <w:rPr>
+            <w:color w:val="0563C1"/>
+            <w:u w:val="single"/>
+          </w:rPr>
+          <w:t>OPPO Enco X4 耳机曝光：入耳式设计、支持苹果同款 AI 实时翻译，9 月随新机登场</w:t>
+        </w:r>
+      </w:hyperlink>
+    </w:p>
+    <w:p>
+      <w:pPr>
+        <w:pStyle w:val="Heading3"/>
+      </w:pPr>
+      <w:r>
+        <w:rPr>
+          <w:rFonts w:ascii="Times New Roman" w:hAnsi="Times New Roman" w:eastAsia="黑体"/>
+          <w:b w:val="0"/>
+          <w:color w:val="888888"/>
+          <w:sz w:val="24"/>
+        </w:rPr>
+        <w:t>【C级·参考】</w:t>
+      </w:r>
+      <w:r>
+        <w:rPr>
+          <w:rFonts w:ascii="Times New Roman" w:hAnsi="Times New Roman" w:eastAsia="黑体"/>
+          <w:b w:val="0"/>
+          <w:color w:val="888888"/>
+          <w:sz w:val="24"/>
+        </w:rPr>
+        <w:t>AI 研发“长寿”药物首次进入人体临床试验，有望减缓衰老过程</w:t>
+      </w:r>
+    </w:p>
+    <w:p>
+      <w:r>
+        <w:rPr>
+          <w:rFonts w:ascii="Times New Roman" w:hAnsi="Times New Roman" w:eastAsia="宋体"/>
+          <w:color w:val="888888"/>
+          <w:sz w:val="18"/>
+        </w:rPr>
+        <w:t>来源:IT之家 | 时间:09-08 16:57</w:t>
+      </w:r>
+    </w:p>
+    <w:p>
+      <w:r>
+        <w:rPr>
+          <w:rFonts w:ascii="Times New Roman" w:hAnsi="Times New Roman" w:eastAsia="宋体"/>
+          <w:sz w:val="18"/>
+        </w:rPr>
+        <w:t>链接:</w:t>
+      </w:r>
+      <w:hyperlink r:id="rId13">
+        <w:r>
+          <w:rPr>
+            <w:color w:val="0563C1"/>
+            <w:u w:val="single"/>
+          </w:rPr>
+          <w:t>AI 研发“长寿”药物首次进入人体临床试验，有望减缓衰老过程</w:t>
+        </w:r>
+      </w:hyperlink>
+    </w:p>
+    <w:p>
+      <w:pPr>
+        <w:pStyle w:val="Heading3"/>
+      </w:pPr>
+      <w:r>
+        <w:rPr>
+          <w:rFonts w:ascii="Times New Roman" w:hAnsi="Times New Roman" w:eastAsia="黑体"/>
+          <w:b w:val="0"/>
+          <w:color w:val="888888"/>
+          <w:sz w:val="24"/>
+        </w:rPr>
+        <w:t>【C级·参考】</w:t>
+      </w:r>
+      <w:r>
+        <w:rPr>
+          <w:rFonts w:ascii="Times New Roman" w:hAnsi="Times New Roman" w:eastAsia="黑体"/>
+          <w:b w:val="0"/>
+          <w:color w:val="888888"/>
+          <w:sz w:val="24"/>
+        </w:rPr>
+        <w:t>亚马逊拟首次发行英镑债券，AI 资本开支推动超大规模云厂商全球举债</w:t>
+      </w:r>
+    </w:p>
+    <w:p>
+      <w:r>
+        <w:rPr>
+          <w:rFonts w:ascii="Times New Roman" w:hAnsi="Times New Roman" w:eastAsia="宋体"/>
+          <w:color w:val="888888"/>
+          <w:sz w:val="18"/>
+        </w:rPr>
+        <w:t>来源:IT之家 | 时间:09-08 16:46</w:t>
+      </w:r>
+    </w:p>
+    <w:p>
+      <w:r>
+        <w:rPr>
+          <w:rFonts w:ascii="Times New Roman" w:hAnsi="Times New Roman" w:eastAsia="宋体"/>
+          <w:sz w:val="18"/>
+        </w:rPr>
+        <w:t>链接:</w:t>
+      </w:r>
+      <w:hyperlink r:id="rId14">
+        <w:r>
+          <w:rPr>
+            <w:color w:val="0563C1"/>
+            <w:u w:val="single"/>
+          </w:rPr>
+          <w:t>亚马逊拟首次发行英镑债券，AI 资本开支推动超大规模云厂商全球举债</w:t>
+        </w:r>
+      </w:hyperlink>
+    </w:p>
+    <w:p>
+      <w:pPr>
+        <w:pStyle w:val="Heading3"/>
+      </w:pPr>
+      <w:r>
+        <w:rPr>
+          <w:rFonts w:ascii="Times New Roman" w:hAnsi="Times New Roman" w:eastAsia="黑体"/>
+          <w:b w:val="0"/>
+          <w:color w:val="888888"/>
+          <w:sz w:val="24"/>
+        </w:rPr>
+        <w:t>【C级·参考】</w:t>
+      </w:r>
+      <w:r>
+        <w:rPr>
+          <w:rFonts w:ascii="Times New Roman" w:hAnsi="Times New Roman" w:eastAsia="黑体"/>
+          <w:b w:val="0"/>
+          <w:color w:val="888888"/>
+          <w:sz w:val="24"/>
+        </w:rPr>
+        <w:t>六人利用 AI“越狱”生成淫秽物品最终获刑，法官提醒“技术中立≠技术无罪”</w:t>
+      </w:r>
+    </w:p>
+    <w:p>
+      <w:r>
+        <w:rPr>
+          <w:rFonts w:ascii="Times New Roman" w:hAnsi="Times New Roman" w:eastAsia="宋体"/>
+          <w:color w:val="888888"/>
+          <w:sz w:val="18"/>
+        </w:rPr>
+        <w:t>来源:IT之家 | 时间:09-08 16:31</w:t>
+      </w:r>
+    </w:p>
+    <w:p>
+      <w:r>
+        <w:rPr>
+          <w:rFonts w:ascii="Times New Roman" w:hAnsi="Times New Roman" w:eastAsia="宋体"/>
+          <w:sz w:val="18"/>
+        </w:rPr>
+        <w:t>链接:</w:t>
+      </w:r>
+      <w:hyperlink r:id="rId15">
+        <w:r>
+          <w:rPr>
+            <w:color w:val="0563C1"/>
+            <w:u w:val="single"/>
+          </w:rPr>
+          <w:t>六人利用 AI“越狱”生成淫秽物品最终获刑，法官提醒“技术中立≠技术无罪”</w:t>
+        </w:r>
+      </w:hyperlink>
+    </w:p>
+    <w:p>
+      <w:pPr>
+        <w:pStyle w:val="Heading3"/>
+      </w:pPr>
+      <w:r>
+        <w:rPr>
+          <w:rFonts w:ascii="Times New Roman" w:hAnsi="Times New Roman" w:eastAsia="黑体"/>
+          <w:b w:val="0"/>
+          <w:color w:val="888888"/>
+          <w:sz w:val="24"/>
+        </w:rPr>
+        <w:t>【C级·参考】</w:t>
+      </w:r>
+      <w:r>
+        <w:rPr>
+          <w:rFonts w:ascii="Times New Roman" w:hAnsi="Times New Roman" w:eastAsia="黑体"/>
+          <w:b w:val="0"/>
+          <w:color w:val="888888"/>
+          <w:sz w:val="24"/>
+        </w:rPr>
+        <w:t>爱芯元智推出 5nm 智驾芯片 M97、M95，单颗等效 AI 算力至高 720TOPS</w:t>
+      </w:r>
+    </w:p>
+    <w:p>
+      <w:r>
+        <w:rPr>
+          <w:rFonts w:ascii="Times New Roman" w:hAnsi="Times New Roman" w:eastAsia="宋体"/>
+          <w:color w:val="888888"/>
+          <w:sz w:val="18"/>
+        </w:rPr>
+        <w:t>来源:IT之家 | 时间:09-08 16:16</w:t>
+      </w:r>
+    </w:p>
+    <w:p>
+      <w:r>
+        <w:rPr>
+          <w:rFonts w:ascii="Times New Roman" w:hAnsi="Times New Roman" w:eastAsia="宋体"/>
+          <w:sz w:val="18"/>
+        </w:rPr>
+        <w:t>链接:</w:t>
+      </w:r>
+      <w:hyperlink r:id="rId16">
+        <w:r>
+          <w:rPr>
+            <w:color w:val="0563C1"/>
+            <w:u w:val="single"/>
+          </w:rPr>
+          <w:t>爱芯元智推出 5nm 智驾芯片 M97、M95，单颗等效 AI 算力至高 720TOPS</w:t>
+        </w:r>
+      </w:hyperlink>
+    </w:p>
+    <w:p>
+      <w:pPr>
+        <w:pStyle w:val="Heading3"/>
+      </w:pPr>
+      <w:r>
+        <w:rPr>
+          <w:rFonts w:ascii="Times New Roman" w:hAnsi="Times New Roman" w:eastAsia="黑体"/>
+          <w:b w:val="0"/>
+          <w:color w:val="888888"/>
+          <w:sz w:val="24"/>
+        </w:rPr>
+        <w:t>【C级·参考】</w:t>
+      </w:r>
+      <w:r>
+        <w:rPr>
+          <w:rFonts w:ascii="Times New Roman" w:hAnsi="Times New Roman" w:eastAsia="黑体"/>
+          <w:b w:val="0"/>
+          <w:color w:val="888888"/>
+          <w:sz w:val="24"/>
+        </w:rPr>
+        <w:t>微软纳德拉发布 Opal：用户只需提目标，AI 跑全流程交付成品</w:t>
+      </w:r>
+    </w:p>
+    <w:p>
+      <w:r>
+        <w:rPr>
+          <w:rFonts w:ascii="Times New Roman" w:hAnsi="Times New Roman" w:eastAsia="宋体"/>
+          <w:color w:val="888888"/>
+          <w:sz w:val="18"/>
+        </w:rPr>
+        <w:t>来源:IT之家 | 时间:09-08 16:10</w:t>
+      </w:r>
+    </w:p>
+    <w:p>
+      <w:r>
+        <w:rPr>
+          <w:rFonts w:ascii="Times New Roman" w:hAnsi="Times New Roman" w:eastAsia="宋体"/>
+          <w:sz w:val="18"/>
+        </w:rPr>
+        <w:t>链接:</w:t>
+      </w:r>
+      <w:hyperlink r:id="rId17">
+        <w:r>
+          <w:rPr>
+            <w:color w:val="0563C1"/>
+            <w:u w:val="single"/>
+          </w:rPr>
+          <w:t>微软纳德拉发布 Opal：用户只需提目标，AI 跑全流程交付成品</w:t>
+        </w:r>
+      </w:hyperlink>
+    </w:p>
+    <w:p>
+      <w:pPr>
+        <w:pStyle w:val="Heading3"/>
+      </w:pPr>
+      <w:r>
+        <w:rPr>
+          <w:rFonts w:ascii="Times New Roman" w:hAnsi="Times New Roman" w:eastAsia="黑体"/>
+          <w:b w:val="0"/>
+          <w:color w:val="888888"/>
+          <w:sz w:val="24"/>
+        </w:rPr>
+        <w:t>【C级·参考】</w:t>
+      </w:r>
+      <w:r>
+        <w:rPr>
+          <w:rFonts w:ascii="Times New Roman" w:hAnsi="Times New Roman" w:eastAsia="黑体"/>
+          <w:b w:val="0"/>
+          <w:color w:val="888888"/>
+          <w:sz w:val="24"/>
+        </w:rPr>
+        <w:t>DeepSeek V4.1 Flash 中间版本内测：新模型结构，原生多模态支持，更快更强、成本更低</w:t>
+      </w:r>
+    </w:p>
+    <w:p>
+      <w:r>
+        <w:rPr>
+          <w:rFonts w:ascii="Times New Roman" w:hAnsi="Times New Roman" w:eastAsia="宋体"/>
+          <w:color w:val="888888"/>
+          <w:sz w:val="18"/>
+        </w:rPr>
+        <w:t>来源:IT之家 | 时间:09-08 16:05</w:t>
+      </w:r>
+    </w:p>
+    <w:p>
+      <w:r>
+        <w:rPr>
+          <w:rFonts w:ascii="Times New Roman" w:hAnsi="Times New Roman" w:eastAsia="宋体"/>
+          <w:sz w:val="18"/>
+        </w:rPr>
+        <w:t>链接:</w:t>
+      </w:r>
+      <w:hyperlink r:id="rId18">
+        <w:r>
+          <w:rPr>
+            <w:color w:val="0563C1"/>
+            <w:u w:val="single"/>
+          </w:rPr>
+          <w:t>DeepSeek V4.1 Flash 中间版本内测：新模型结构，原生多模态支持，更快更强、成本更低</w:t>
+        </w:r>
+      </w:hyperlink>
+    </w:p>
+    <w:p>
+      <w:pPr>
+        <w:pStyle w:val="Heading3"/>
+      </w:pPr>
+      <w:r>
+        <w:rPr>
+          <w:rFonts w:ascii="Times New Roman" w:hAnsi="Times New Roman" w:eastAsia="黑体"/>
+          <w:b w:val="0"/>
+          <w:color w:val="888888"/>
+          <w:sz w:val="24"/>
+        </w:rPr>
+        <w:t>【C级·参考】</w:t>
+      </w:r>
+      <w:r>
+        <w:rPr>
+          <w:rFonts w:ascii="Times New Roman" w:hAnsi="Times New Roman" w:eastAsia="黑体"/>
+          <w:b w:val="0"/>
+          <w:color w:val="888888"/>
+          <w:sz w:val="24"/>
+        </w:rPr>
+        <w:t>Mistral raises €3B</w:t>
+      </w:r>
+    </w:p>
+    <w:p>
+      <w:r>
+        <w:rPr>
+          <w:rFonts w:ascii="Times New Roman" w:hAnsi="Times New Roman" w:eastAsia="宋体"/>
+          <w:color w:val="888888"/>
+          <w:sz w:val="18"/>
+        </w:rPr>
+        <w:t>来源:Hacker News | 时间:09-08 13:06</w:t>
+      </w:r>
+    </w:p>
+    <w:p>
+      <w:r>
+        <w:rPr>
+          <w:rFonts w:ascii="Times New Roman" w:hAnsi="Times New Roman" w:eastAsia="宋体"/>
+          <w:sz w:val="18"/>
+        </w:rPr>
+        <w:t>链接:</w:t>
+      </w:r>
+      <w:hyperlink r:id="rId19">
+        <w:r>
+          <w:rPr>
+            <w:color w:val="0563C1"/>
+            <w:u w:val="single"/>
+          </w:rPr>
+          <w:t>Mistral raises €3B</w:t>
+        </w:r>
+      </w:hyperlink>
+    </w:p>
+    <w:p>
+      <w:pPr>
+        <w:pStyle w:val="Heading3"/>
+      </w:pPr>
+      <w:r>
+        <w:rPr>
+          <w:rFonts w:ascii="Times New Roman" w:hAnsi="Times New Roman" w:eastAsia="黑体"/>
+          <w:b w:val="0"/>
+          <w:color w:val="888888"/>
+          <w:sz w:val="24"/>
+        </w:rPr>
+        <w:t>【C级·参考】</w:t>
+      </w:r>
+      <w:r>
+        <w:rPr>
+          <w:rFonts w:ascii="Times New Roman" w:hAnsi="Times New Roman" w:eastAsia="黑体"/>
+          <w:b w:val="0"/>
+          <w:color w:val="888888"/>
+          <w:sz w:val="24"/>
+        </w:rPr>
+        <w:t>AI 眼镜越做越重，有人却在做一副不像AI眼镜的AI眼镜</w:t>
+      </w:r>
+    </w:p>
+    <w:p>
+      <w:r>
+        <w:rPr>
+          <w:rFonts w:ascii="Times New Roman" w:hAnsi="Times New Roman" w:eastAsia="宋体"/>
+          <w:color w:val="888888"/>
+          <w:sz w:val="18"/>
+        </w:rPr>
+        <w:t>来源:Bing新闻 | 时间:09-08 11:42</w:t>
+      </w:r>
+    </w:p>
+    <w:p>
+      <w:r>
+        <w:rPr>
+          <w:rFonts w:ascii="Times New Roman" w:hAnsi="Times New Roman" w:eastAsia="宋体"/>
+          <w:sz w:val="18"/>
+        </w:rPr>
+        <w:t>链接:</w:t>
+      </w:r>
+      <w:hyperlink r:id="rId20">
+        <w:r>
+          <w:rPr>
+            <w:color w:val="0563C1"/>
+            <w:u w:val="single"/>
+          </w:rPr>
+          <w:t>AI 眼镜越做越重，有人却在做一副不像AI眼镜的AI眼镜</w:t>
         </w:r>
       </w:hyperlink>
     </w:p>
@@ -244,13 +703,64 @@
         </w:rPr>
         <w:t>链接:</w:t>
       </w:r>
-      <w:hyperlink r:id="rId12">
+      <w:hyperlink r:id="rId21">
         <w:r>
           <w:rPr>
             <w:color w:val="0563C1"/>
             <w:u w:val="single"/>
           </w:rPr>
           <w:t>一帮中国最牛AI公司，要革3A游戏的命？</w:t>
+        </w:r>
+      </w:hyperlink>
+    </w:p>
+    <w:p>
+      <w:pPr>
+        <w:pStyle w:val="Heading3"/>
+      </w:pPr>
+      <w:r>
+        <w:rPr>
+          <w:rFonts w:ascii="Times New Roman" w:hAnsi="Times New Roman" w:eastAsia="黑体"/>
+          <w:b w:val="0"/>
+          <w:color w:val="888888"/>
+          <w:sz w:val="24"/>
+        </w:rPr>
+        <w:t>【C级·参考】</w:t>
+      </w:r>
+      <w:r>
+        <w:rPr>
+          <w:rFonts w:ascii="Times New Roman" w:hAnsi="Times New Roman" w:eastAsia="黑体"/>
+          <w:b w:val="0"/>
+          <w:color w:val="888888"/>
+          <w:sz w:val="24"/>
+        </w:rPr>
+        <w:t>There's a new "Google Jail" for independent wikis</w:t>
+      </w:r>
+    </w:p>
+    <w:p>
+      <w:r>
+        <w:rPr>
+          <w:rFonts w:ascii="Times New Roman" w:hAnsi="Times New Roman" w:eastAsia="宋体"/>
+          <w:color w:val="888888"/>
+          <w:sz w:val="18"/>
+        </w:rPr>
+        <w:t>来源:Hacker News | 时间:09-08 09:57</w:t>
+      </w:r>
+    </w:p>
+    <w:p>
+      <w:r>
+        <w:rPr>
+          <w:rFonts w:ascii="Times New Roman" w:hAnsi="Times New Roman" w:eastAsia="宋体"/>
+          <w:sz w:val="18"/>
+        </w:rPr>
+        <w:t>链接:</w:t>
+      </w:r>
+      <w:hyperlink r:id="rId22">
+        <w:r>
+          <w:rPr>
+            <w:color w:val="0563C1"/>
+            <w:u w:val="single"/>
+          </w:rPr>
+          <w:t>There's a new "Google Jail" for independent wikis</w:t>
         </w:r>
       </w:hyperlink>
     </w:p>
@@ -295,7 +805,7 @@
         </w:rPr>
         <w:t>链接:</w:t>
       </w:r>
-      <w:hyperlink r:id="rId13">
+      <w:hyperlink r:id="rId23">
         <w:r>
           <w:rPr>
             <w:color w:val="0563C1"/>
@@ -325,7 +835,7 @@
           <w:color w:val="888888"/>
           <w:sz w:val="24"/>
         </w:rPr>
-        <w:t>AI 眼镜越做越重，有人却在做一副不像AI眼镜的AI眼镜</w:t>
+        <w:t>AI日报：微信支付智能眼镜SDK上线；字节或推实时生成虚拟世界AI模型；最高法发布首部涉人工智能纠纷案件意见</w:t>
       </w:r>
     </w:p>
     <w:p>
@@ -335,7 +845,7 @@
           <w:color w:val="888888"/>
           <w:sz w:val="18"/>
         </w:rPr>
-        <w:t>来源:Bing新闻 | 时间:09-07 21:42</w:t>
+        <w:t>来源:Bing新闻 | 时间:09-08 04:41</w:t>
       </w:r>
     </w:p>
     <w:p>
@@ -346,13 +856,13 @@
         </w:rPr>
         <w:t>链接:</w:t>
       </w:r>
-      <w:hyperlink r:id="rId14">
+      <w:hyperlink r:id="rId24">
         <w:r>
           <w:rPr>
             <w:color w:val="0563C1"/>
             <w:u w:val="single"/>
           </w:rPr>
-          <w:t>AI 眼镜越做越重，有人却在做一副不像AI眼镜的AI眼镜</w:t>
+          <w:t>AI日报：微信支付智能眼镜SDK上线；字节或推实时生成虚拟世界AI模型；最高法发布首部涉人工智能纠纷案件意见</w:t>
         </w:r>
       </w:hyperlink>
     </w:p>
@@ -376,7 +886,7 @@
           <w:color w:val="888888"/>
           <w:sz w:val="24"/>
         </w:rPr>
-        <w:t>Meta 给 AI 眼镜打补丁：遮住指示灯就停拍</w:t>
+        <w:t>AI眼镜进入自有品牌矩阵，康冠科技的增长边界正在外移</w:t>
       </w:r>
     </w:p>
     <w:p>
@@ -386,7 +896,7 @@
           <w:color w:val="888888"/>
           <w:sz w:val="18"/>
         </w:rPr>
-        <w:t>来源:Bing新闻 | 时间:09-07 20:33</w:t>
+        <w:t>来源:Bing新闻 | 时间:09-08 04:01</w:t>
       </w:r>
     </w:p>
     <w:p>
@@ -397,13 +907,13 @@
         </w:rPr>
         <w:t>链接:</w:t>
       </w:r>
-      <w:hyperlink r:id="rId15">
+      <w:hyperlink r:id="rId25">
         <w:r>
           <w:rPr>
             <w:color w:val="0563C1"/>
             <w:u w:val="single"/>
           </w:rPr>
-          <w:t>Meta 给 AI 眼镜打补丁：遮住指示灯就停拍</w:t>
+          <w:t>AI眼镜进入自有品牌矩阵，康冠科技的增长边界正在外移</w:t>
         </w:r>
       </w:hyperlink>
     </w:p>
@@ -427,7 +937,7 @@
           <w:color w:val="888888"/>
           <w:sz w:val="24"/>
         </w:rPr>
-        <w:t>TCL实业旗下雷鸟创新两款智能眼镜新品IFA 2026首秀：全天候AI与杜比巨幕，拓展近眼显示新边界</w:t>
+        <w:t>Meta实时语音模型支持20+说话人识别，进一步适配AI眼镜</w:t>
       </w:r>
     </w:p>
     <w:p>
@@ -437,7 +947,7 @@
           <w:color w:val="888888"/>
           <w:sz w:val="18"/>
         </w:rPr>
-        <w:t>来源:Bing新闻 | 时间:09-07 16:10</w:t>
+        <w:t>来源:Bing新闻 | 时间:09-08 03:34</w:t>
       </w:r>
     </w:p>
     <w:p>
@@ -448,13 +958,13 @@
         </w:rPr>
         <w:t>链接:</w:t>
       </w:r>
-      <w:hyperlink r:id="rId16">
+      <w:hyperlink r:id="rId26">
         <w:r>
           <w:rPr>
             <w:color w:val="0563C1"/>
             <w:u w:val="single"/>
           </w:rPr>
-          <w:t>TCL实业旗下雷鸟创新两款智能眼镜新品IFA 2026首秀：全天候AI与杜比巨幕，拓展近眼显示新边界</w:t>
+          <w:t>Meta实时语音模型支持20+说话人识别，进一步适配AI眼镜</w:t>
         </w:r>
       </w:hyperlink>
     </w:p>
@@ -478,7 +988,7 @@
           <w:color w:val="888888"/>
           <w:sz w:val="24"/>
         </w:rPr>
-        <w:t>致敬未知BleeqUp发布Rover AI运动眼镜，能拍3K视频</w:t>
+        <w:t>智能无处不在，Arm 赋能 AI 计算的未来</w:t>
       </w:r>
     </w:p>
     <w:p>
@@ -488,7 +998,7 @@
           <w:color w:val="888888"/>
           <w:sz w:val="18"/>
         </w:rPr>
-        <w:t>来源:Bing新闻 | 时间:09-07 14:42</w:t>
+        <w:t>来源:GameLook | 时间:09-08 01:21</w:t>
       </w:r>
     </w:p>
     <w:p>
@@ -499,13 +1009,13 @@
         </w:rPr>
         <w:t>链接:</w:t>
       </w:r>
-      <w:hyperlink r:id="rId17">
+      <w:hyperlink r:id="rId27">
         <w:r>
           <w:rPr>
             <w:color w:val="0563C1"/>
             <w:u w:val="single"/>
           </w:rPr>
-          <w:t>致敬未知BleeqUp发布Rover AI运动眼镜，能拍3K视频</w:t>
+          <w:t>智能无处不在，Arm 赋能 AI 计算的未来</w:t>
         </w:r>
       </w:hyperlink>
     </w:p>
@@ -529,7 +1039,7 @@
           <w:color w:val="888888"/>
           <w:sz w:val="24"/>
         </w:rPr>
-        <w:t>米哈游要造“AI梦工厂”？《雨之城》内测 AI 视频平台，玩家人人拍大片！</w:t>
+        <w:t>Meta推出实时语音转写模型Muse Voice Transcribe，瞄准AI眼镜场景</w:t>
       </w:r>
     </w:p>
     <w:p>
@@ -539,7 +1049,7 @@
           <w:color w:val="888888"/>
           <w:sz w:val="18"/>
         </w:rPr>
-        <w:t>来源:GameLook | 时间:09-07 10:30</w:t>
+        <w:t>来源:Bing新闻 | 时间:09-08 00:17</w:t>
       </w:r>
     </w:p>
     <w:p>
@@ -550,115 +1060,13 @@
         </w:rPr>
         <w:t>链接:</w:t>
       </w:r>
-      <w:hyperlink r:id="rId18">
+      <w:hyperlink r:id="rId28">
         <w:r>
           <w:rPr>
             <w:color w:val="0563C1"/>
             <w:u w:val="single"/>
           </w:rPr>
-          <w:t>米哈游要造“AI梦工厂”？《雨之城》内测 AI 视频平台，玩家人人拍大片！</w:t>
-        </w:r>
-      </w:hyperlink>
-    </w:p>
-    <w:p>
-      <w:pPr>
-        <w:pStyle w:val="Heading3"/>
-      </w:pPr>
-      <w:r>
-        <w:rPr>
-          <w:rFonts w:ascii="Times New Roman" w:hAnsi="Times New Roman" w:eastAsia="黑体"/>
-          <w:b w:val="0"/>
-          <w:color w:val="888888"/>
-          <w:sz w:val="24"/>
-        </w:rPr>
-        <w:t>【C级·参考】</w:t>
-      </w:r>
-      <w:r>
-        <w:rPr>
-          <w:rFonts w:ascii="Times New Roman" w:hAnsi="Times New Roman" w:eastAsia="黑体"/>
-          <w:b w:val="0"/>
-          <w:color w:val="888888"/>
-          <w:sz w:val="24"/>
-        </w:rPr>
-        <w:t>3款爆卖“AI原生游戏”怎么赢的？“千万玩家、百万套销量、月活近300万”全兑现！</w:t>
-      </w:r>
-    </w:p>
-    <w:p>
-      <w:r>
-        <w:rPr>
-          <w:rFonts w:ascii="Times New Roman" w:hAnsi="Times New Roman" w:eastAsia="宋体"/>
-          <w:color w:val="888888"/>
-          <w:sz w:val="18"/>
-        </w:rPr>
-        <w:t>来源:GameLook | 时间:09-07 10:29</w:t>
-      </w:r>
-    </w:p>
-    <w:p>
-      <w:r>
-        <w:rPr>
-          <w:rFonts w:ascii="Times New Roman" w:hAnsi="Times New Roman" w:eastAsia="宋体"/>
-          <w:sz w:val="18"/>
-        </w:rPr>
-        <w:t>链接:</w:t>
-      </w:r>
-      <w:hyperlink r:id="rId19">
-        <w:r>
-          <w:rPr>
-            <w:color w:val="0563C1"/>
-            <w:u w:val="single"/>
-          </w:rPr>
-          <w:t>3款爆卖“AI原生游戏”怎么赢的？“千万玩家、百万套销量、月活近300万”全兑现！</w:t>
-        </w:r>
-      </w:hyperlink>
-    </w:p>
-    <w:p>
-      <w:pPr>
-        <w:pStyle w:val="Heading3"/>
-      </w:pPr>
-      <w:r>
-        <w:rPr>
-          <w:rFonts w:ascii="Times New Roman" w:hAnsi="Times New Roman" w:eastAsia="黑体"/>
-          <w:b w:val="0"/>
-          <w:color w:val="888888"/>
-          <w:sz w:val="24"/>
-        </w:rPr>
-        <w:t>【C级·参考】</w:t>
-      </w:r>
-      <w:r>
-        <w:rPr>
-          <w:rFonts w:ascii="Times New Roman" w:hAnsi="Times New Roman" w:eastAsia="黑体"/>
-          <w:b w:val="0"/>
-          <w:color w:val="888888"/>
-          <w:sz w:val="24"/>
-        </w:rPr>
-        <w:t>闪极张波，AI眼镜最执着的人</w:t>
-      </w:r>
-    </w:p>
-    <w:p>
-      <w:r>
-        <w:rPr>
-          <w:rFonts w:ascii="Times New Roman" w:hAnsi="Times New Roman" w:eastAsia="宋体"/>
-          <w:color w:val="888888"/>
-          <w:sz w:val="18"/>
-        </w:rPr>
-        <w:t>来源:Bing新闻 | 时间:09-06 17:22</w:t>
-      </w:r>
-    </w:p>
-    <w:p>
-      <w:r>
-        <w:rPr>
-          <w:rFonts w:ascii="Times New Roman" w:hAnsi="Times New Roman" w:eastAsia="宋体"/>
-          <w:sz w:val="18"/>
-        </w:rPr>
-        <w:t>链接:</w:t>
-      </w:r>
-      <w:hyperlink r:id="rId20">
-        <w:r>
-          <w:rPr>
-            <w:color w:val="0563C1"/>
-            <w:u w:val="single"/>
-          </w:rPr>
-          <w:t>闪极张波，AI眼镜最执着的人</w:t>
+          <w:t>Meta推出实时语音转写模型Muse Voice Transcribe，瞄准AI眼镜场景</w:t>
         </w:r>
       </w:hyperlink>
     </w:p>
@@ -694,7 +1102,7 @@
           <w:color w:val="888888"/>
           <w:sz w:val="24"/>
         </w:rPr>
-        <w:t>小米推出米家扫拖机器人 6 Max 白色系列：水箱版国补价 4799 元起，薄嵌上下水 5099 元起</w:t>
+        <w:t>戴森预热 R2 扫地机器人：采用莱洛三角拖布设计、匹配“全能气旋基站”，9 月 7 日开启预约</w:t>
       </w:r>
     </w:p>
     <w:p>
@@ -704,7 +1112,7 @@
           <w:color w:val="888888"/>
           <w:sz w:val="18"/>
         </w:rPr>
-        <w:t>来源:IT之家 | 时间:09-08 12:53</w:t>
+        <w:t>来源:IT之家 | 时间:09-08 16:52</w:t>
       </w:r>
     </w:p>
     <w:p>
@@ -715,76 +1123,13 @@
         </w:rPr>
         <w:t>链接:</w:t>
       </w:r>
-      <w:hyperlink r:id="rId21">
+      <w:hyperlink r:id="rId29">
         <w:r>
           <w:rPr>
             <w:color w:val="0563C1"/>
             <w:u w:val="single"/>
           </w:rPr>
-          <w:t>小米推出米家扫拖机器人 6 Max 白色系列：水箱版国补价 4799 元起，薄嵌上下水 5099 元起</w:t>
-        </w:r>
-      </w:hyperlink>
-    </w:p>
-    <w:p>
-      <w:pPr>
-        <w:pStyle w:val="Heading2"/>
-      </w:pPr>
-      <w:r>
-        <w:rPr>
-          <w:rFonts w:ascii="Times New Roman" w:hAnsi="Times New Roman" w:eastAsia="黑体"/>
-          <w:sz w:val="28"/>
-        </w:rPr>
-        <w:t>无人驾驶/低空/智慧出行</w:t>
-      </w:r>
-    </w:p>
-    <w:p>
-      <w:pPr>
-        <w:pStyle w:val="Heading3"/>
-      </w:pPr>
-      <w:r>
-        <w:rPr>
-          <w:rFonts w:ascii="Times New Roman" w:hAnsi="Times New Roman" w:eastAsia="黑体"/>
-          <w:b w:val="0"/>
-          <w:color w:val="888888"/>
-          <w:sz w:val="24"/>
-        </w:rPr>
-        <w:t>【C级·参考】</w:t>
-      </w:r>
-      <w:r>
-        <w:rPr>
-          <w:rFonts w:ascii="Times New Roman" w:hAnsi="Times New Roman" w:eastAsia="黑体"/>
-          <w:b w:val="0"/>
-          <w:color w:val="888888"/>
-          <w:sz w:val="24"/>
-        </w:rPr>
-        <w:t>极狐阿尔法 T7 汽车 9 月 16 日上市：搭载华为乾崑智驾 ADS 5 Pro，预售价 13.78 万元起</w:t>
-      </w:r>
-    </w:p>
-    <w:p>
-      <w:r>
-        <w:rPr>
-          <w:rFonts w:ascii="Times New Roman" w:hAnsi="Times New Roman" w:eastAsia="宋体"/>
-          <w:color w:val="888888"/>
-          <w:sz w:val="18"/>
-        </w:rPr>
-        <w:t>来源:IT之家 | 时间:09-08 13:34</w:t>
-      </w:r>
-    </w:p>
-    <w:p>
-      <w:r>
-        <w:rPr>
-          <w:rFonts w:ascii="Times New Roman" w:hAnsi="Times New Roman" w:eastAsia="宋体"/>
-          <w:sz w:val="18"/>
-        </w:rPr>
-        <w:t>链接:</w:t>
-      </w:r>
-      <w:hyperlink r:id="rId22">
-        <w:r>
-          <w:rPr>
-            <w:color w:val="0563C1"/>
-            <w:u w:val="single"/>
-          </w:rPr>
-          <w:t>极狐阿尔法 T7 汽车 9 月 16 日上市：搭载华为乾崑智驾 ADS 5 Pro，预售价 13.78 万元起</w:t>
+          <w:t>戴森预热 R2 扫地机器人：采用莱洛三角拖布设计、匹配“全能气旋基站”，9 月 7 日开启预约</w:t>
         </w:r>
       </w:hyperlink>
     </w:p>
@@ -808,7 +1153,7 @@
           <w:color w:val="888888"/>
           <w:sz w:val="24"/>
         </w:rPr>
-        <w:t>华为乾崑智驾、鸿蒙座舱搭载量达成 200 万里程碑</w:t>
+        <w:t>韩国电池材料企业瞄准人形机器人，开辟电动汽车外新增长赛道</w:t>
       </w:r>
     </w:p>
     <w:p>
@@ -818,7 +1163,7 @@
           <w:color w:val="888888"/>
           <w:sz w:val="18"/>
         </w:rPr>
-        <w:t>来源:IT之家 | 时间:09-08 09:39</w:t>
+        <w:t>来源:IT之家 | 时间:09-08 16:26</w:t>
       </w:r>
     </w:p>
     <w:p>
@@ -829,15 +1174,83 @@
         </w:rPr>
         <w:t>链接:</w:t>
       </w:r>
-      <w:hyperlink r:id="rId23">
+      <w:hyperlink r:id="rId30">
         <w:r>
           <w:rPr>
             <w:color w:val="0563C1"/>
             <w:u w:val="single"/>
           </w:rPr>
-          <w:t>华为乾崑智驾、鸿蒙座舱搭载量达成 200 万里程碑</w:t>
+          <w:t>韩国电池材料企业瞄准人形机器人，开辟电动汽车外新增长赛道</w:t>
         </w:r>
       </w:hyperlink>
+    </w:p>
+    <w:p>
+      <w:pPr>
+        <w:pStyle w:val="Heading3"/>
+      </w:pPr>
+      <w:r>
+        <w:rPr>
+          <w:rFonts w:ascii="Times New Roman" w:hAnsi="Times New Roman" w:eastAsia="黑体"/>
+          <w:b w:val="0"/>
+          <w:color w:val="888888"/>
+          <w:sz w:val="24"/>
+        </w:rPr>
+        <w:t>【C级·参考】</w:t>
+      </w:r>
+      <w:r>
+        <w:rPr>
+          <w:rFonts w:ascii="Times New Roman" w:hAnsi="Times New Roman" w:eastAsia="黑体"/>
+          <w:b w:val="0"/>
+          <w:color w:val="888888"/>
+          <w:sz w:val="24"/>
+        </w:rPr>
+        <w:t>日本首个“人形机器人救护车”现身，搭载机器人专用担架、维修零部件等</w:t>
+      </w:r>
+    </w:p>
+    <w:p>
+      <w:r>
+        <w:rPr>
+          <w:rFonts w:ascii="Times New Roman" w:hAnsi="Times New Roman" w:eastAsia="宋体"/>
+          <w:color w:val="888888"/>
+          <w:sz w:val="18"/>
+        </w:rPr>
+        <w:t>来源:IT之家 | 时间:09-08 16:23</w:t>
+      </w:r>
+    </w:p>
+    <w:p>
+      <w:r>
+        <w:rPr>
+          <w:rFonts w:ascii="Times New Roman" w:hAnsi="Times New Roman" w:eastAsia="宋体"/>
+          <w:sz w:val="18"/>
+        </w:rPr>
+        <w:t>链接:</w:t>
+      </w:r>
+      <w:hyperlink r:id="rId31">
+        <w:r>
+          <w:rPr>
+            <w:color w:val="0563C1"/>
+            <w:u w:val="single"/>
+          </w:rPr>
+          <w:t>日本首个“人形机器人救护车”现身，搭载机器人专用担架、维修零部件等</w:t>
+        </w:r>
+      </w:hyperlink>
+    </w:p>
+    <w:p>
+      <w:pPr>
+        <w:pStyle w:val="Heading2"/>
+      </w:pPr>
+      <w:r>
+        <w:rPr>
+          <w:rFonts w:ascii="Times New Roman" w:hAnsi="Times New Roman" w:eastAsia="黑体"/>
+          <w:sz w:val="28"/>
+        </w:rPr>
+        <w:t>无人驾驶/低空/智慧出行</w:t>
+      </w:r>
+    </w:p>
+    <w:p>
+      <w:r>
+        <w:t>本线口暂无重要更新</w:t>
+      </w:r>
     </w:p>
     <w:p>
       <w:pPr>
@@ -888,7 +1301,7 @@
           <w:color w:val="888888"/>
           <w:sz w:val="24"/>
         </w:rPr>
-        <w:t>HKC 神盾 25Q360B 电竞显示器发布：2K 360Hz QD-MiniLED，预售价 1999 元</w:t>
+        <w:t>《GTA 6》新增的车辆燃油系统引发争议，部分玩家批判“真实过头”反而影响游戏性</w:t>
       </w:r>
     </w:p>
     <w:p>
@@ -898,7 +1311,7 @@
           <w:color w:val="888888"/>
           <w:sz w:val="18"/>
         </w:rPr>
-        <w:t>来源:IT之家 | 时间:09-08 12:40</w:t>
+        <w:t>来源:IT之家 | 时间:09-08 18:50</w:t>
       </w:r>
     </w:p>
     <w:p>
@@ -909,13 +1322,13 @@
         </w:rPr>
         <w:t>链接:</w:t>
       </w:r>
-      <w:hyperlink r:id="rId24">
+      <w:hyperlink r:id="rId32">
         <w:r>
           <w:rPr>
             <w:color w:val="0563C1"/>
             <w:u w:val="single"/>
           </w:rPr>
-          <w:t>HKC 神盾 25Q360B 电竞显示器发布：2K 360Hz QD-MiniLED，预售价 1999 元</w:t>
+          <w:t>《GTA 6》新增的车辆燃油系统引发争议，部分玩家批判“真实过头”反而影响游戏性</w:t>
         </w:r>
       </w:hyperlink>
     </w:p>
@@ -930,7 +1343,7 @@
           <w:color w:val="888888"/>
           <w:sz w:val="24"/>
         </w:rPr>
-        <w:t>【C级·参考|本地】</w:t>
+        <w:t>【C级·参考】</w:t>
       </w:r>
       <w:r>
         <w:rPr>
@@ -939,7 +1352,7 @@
           <w:color w:val="888888"/>
           <w:sz w:val="24"/>
         </w:rPr>
-        <w:t>《鸣潮》《鬼谷八荒》《灵画师》及网易《梦幻西游》赛事等 35 个项目入选广州 2026 年游戏电竞产业扶持名单</w:t>
+        <w:t>影石 x 腾讯会议联名版 Mic Pro 麦克风官宣，9 月 15 日发布</w:t>
       </w:r>
     </w:p>
     <w:p>
@@ -949,7 +1362,7 @@
           <w:color w:val="888888"/>
           <w:sz w:val="18"/>
         </w:rPr>
-        <w:t>来源:IT之家 | 时间:09-08 10:55</w:t>
+        <w:t>来源:IT之家 | 时间:09-08 17:42</w:t>
       </w:r>
     </w:p>
     <w:p>
@@ -960,13 +1373,115 @@
         </w:rPr>
         <w:t>链接:</w:t>
       </w:r>
-      <w:hyperlink r:id="rId25">
+      <w:hyperlink r:id="rId33">
         <w:r>
           <w:rPr>
             <w:color w:val="0563C1"/>
             <w:u w:val="single"/>
           </w:rPr>
-          <w:t>《鸣潮》《鬼谷八荒》《灵画师》及网易《梦幻西游》赛事等 35 个项目入选广州 2026 年游戏电竞产业扶持名单</w:t>
+          <w:t>影石 x 腾讯会议联名版 Mic Pro 麦克风官宣，9 月 15 日发布</w:t>
+        </w:r>
+      </w:hyperlink>
+    </w:p>
+    <w:p>
+      <w:pPr>
+        <w:pStyle w:val="Heading3"/>
+      </w:pPr>
+      <w:r>
+        <w:rPr>
+          <w:rFonts w:ascii="Times New Roman" w:hAnsi="Times New Roman" w:eastAsia="黑体"/>
+          <w:b w:val="0"/>
+          <w:color w:val="888888"/>
+          <w:sz w:val="24"/>
+        </w:rPr>
+        <w:t>【C级·参考】</w:t>
+      </w:r>
+      <w:r>
+        <w:rPr>
+          <w:rFonts w:ascii="Times New Roman" w:hAnsi="Times New Roman" w:eastAsia="黑体"/>
+          <w:b w:val="0"/>
+          <w:color w:val="888888"/>
+          <w:sz w:val="24"/>
+        </w:rPr>
+        <w:t>（更新：已恢复）腾讯微信团队致歉：视频号服务器出现抖动致部分功能异常，正在恢复中</w:t>
+      </w:r>
+    </w:p>
+    <w:p>
+      <w:r>
+        <w:rPr>
+          <w:rFonts w:ascii="Times New Roman" w:hAnsi="Times New Roman" w:eastAsia="宋体"/>
+          <w:color w:val="888888"/>
+          <w:sz w:val="18"/>
+        </w:rPr>
+        <w:t>来源:IT之家 | 时间:09-08 16:22</w:t>
+      </w:r>
+    </w:p>
+    <w:p>
+      <w:r>
+        <w:rPr>
+          <w:rFonts w:ascii="Times New Roman" w:hAnsi="Times New Roman" w:eastAsia="宋体"/>
+          <w:sz w:val="18"/>
+        </w:rPr>
+        <w:t>链接:</w:t>
+      </w:r>
+      <w:hyperlink r:id="rId34">
+        <w:r>
+          <w:rPr>
+            <w:color w:val="0563C1"/>
+            <w:u w:val="single"/>
+          </w:rPr>
+          <w:t>（更新：已恢复）腾讯微信团队致歉：视频号服务器出现抖动致部分功能异常，正在恢复中</w:t>
+        </w:r>
+      </w:hyperlink>
+    </w:p>
+    <w:p>
+      <w:pPr>
+        <w:pStyle w:val="Heading3"/>
+      </w:pPr>
+      <w:r>
+        <w:rPr>
+          <w:rFonts w:ascii="Times New Roman" w:hAnsi="Times New Roman" w:eastAsia="黑体"/>
+          <w:b w:val="0"/>
+          <w:color w:val="888888"/>
+          <w:sz w:val="24"/>
+        </w:rPr>
+        <w:t>【C级·参考】</w:t>
+      </w:r>
+      <w:r>
+        <w:rPr>
+          <w:rFonts w:ascii="Times New Roman" w:hAnsi="Times New Roman" w:eastAsia="黑体"/>
+          <w:b w:val="0"/>
+          <w:color w:val="888888"/>
+          <w:sz w:val="24"/>
+        </w:rPr>
+        <w:t>前索尼 SIE 总裁莱登：PlayStation 游戏去实体化并非无解，就像 Kindle 也没取代实体书</w:t>
+      </w:r>
+    </w:p>
+    <w:p>
+      <w:r>
+        <w:rPr>
+          <w:rFonts w:ascii="Times New Roman" w:hAnsi="Times New Roman" w:eastAsia="宋体"/>
+          <w:color w:val="888888"/>
+          <w:sz w:val="18"/>
+        </w:rPr>
+        <w:t>来源:IT之家 | 时间:09-08 16:03</w:t>
+      </w:r>
+    </w:p>
+    <w:p>
+      <w:r>
+        <w:rPr>
+          <w:rFonts w:ascii="Times New Roman" w:hAnsi="Times New Roman" w:eastAsia="宋体"/>
+          <w:sz w:val="18"/>
+        </w:rPr>
+        <w:t>链接:</w:t>
+      </w:r>
+      <w:hyperlink r:id="rId35">
+        <w:r>
+          <w:rPr>
+            <w:color w:val="0563C1"/>
+            <w:u w:val="single"/>
+          </w:rPr>
+          <w:t>前索尼 SIE 总裁莱登：PlayStation 游戏去实体化并非无解，就像 Kindle 也没取代实体书</w:t>
         </w:r>
       </w:hyperlink>
     </w:p>
@@ -1011,7 +1526,7 @@
         </w:rPr>
         <w:t>链接:</w:t>
       </w:r>
-      <w:hyperlink r:id="rId26">
+      <w:hyperlink r:id="rId36">
         <w:r>
           <w:rPr>
             <w:color w:val="0563C1"/>
@@ -1062,7 +1577,7 @@
         </w:rPr>
         <w:t>链接:</w:t>
       </w:r>
-      <w:hyperlink r:id="rId27">
+      <w:hyperlink r:id="rId37">
         <w:r>
           <w:rPr>
             <w:color w:val="0563C1"/>
@@ -1113,217 +1628,13 @@
         </w:rPr>
         <w:t>链接:</w:t>
       </w:r>
-      <w:hyperlink r:id="rId28">
+      <w:hyperlink r:id="rId38">
         <w:r>
           <w:rPr>
             <w:color w:val="0563C1"/>
             <w:u w:val="single"/>
           </w:rPr>
           <w:t>“开发者痴迷、玩家劝退”，策划谈真相：战棋游戏如何破局？</w:t>
-        </w:r>
-      </w:hyperlink>
-    </w:p>
-    <w:p>
-      <w:pPr>
-        <w:pStyle w:val="Heading3"/>
-      </w:pPr>
-      <w:r>
-        <w:rPr>
-          <w:rFonts w:ascii="Times New Roman" w:hAnsi="Times New Roman" w:eastAsia="黑体"/>
-          <w:b w:val="0"/>
-          <w:color w:val="888888"/>
-          <w:sz w:val="24"/>
-        </w:rPr>
-        <w:t>【C级·参考】</w:t>
-      </w:r>
-      <w:r>
-        <w:rPr>
-          <w:rFonts w:ascii="Times New Roman" w:hAnsi="Times New Roman" w:eastAsia="黑体"/>
-          <w:b w:val="0"/>
-          <w:color w:val="888888"/>
-          <w:sz w:val="24"/>
-        </w:rPr>
-        <w:t>马克龙宣布设立国际电子游戏节，法国首款 TGA 年度游戏《光与影：33 号远征队》曾获其点赞</w:t>
-      </w:r>
-    </w:p>
-    <w:p>
-      <w:r>
-        <w:rPr>
-          <w:rFonts w:ascii="Times New Roman" w:hAnsi="Times New Roman" w:eastAsia="宋体"/>
-          <w:color w:val="888888"/>
-          <w:sz w:val="18"/>
-        </w:rPr>
-        <w:t>来源:IT之家 | 时间:09-08 09:43</w:t>
-      </w:r>
-    </w:p>
-    <w:p>
-      <w:r>
-        <w:rPr>
-          <w:rFonts w:ascii="Times New Roman" w:hAnsi="Times New Roman" w:eastAsia="宋体"/>
-          <w:sz w:val="18"/>
-        </w:rPr>
-        <w:t>链接:</w:t>
-      </w:r>
-      <w:hyperlink r:id="rId29">
-        <w:r>
-          <w:rPr>
-            <w:color w:val="0563C1"/>
-            <w:u w:val="single"/>
-          </w:rPr>
-          <w:t>马克龙宣布设立国际电子游戏节，法国首款 TGA 年度游戏《光与影：33 号远征队》曾获其点赞</w:t>
-        </w:r>
-      </w:hyperlink>
-    </w:p>
-    <w:p>
-      <w:pPr>
-        <w:pStyle w:val="Heading3"/>
-      </w:pPr>
-      <w:r>
-        <w:rPr>
-          <w:rFonts w:ascii="Times New Roman" w:hAnsi="Times New Roman" w:eastAsia="黑体"/>
-          <w:b w:val="0"/>
-          <w:color w:val="888888"/>
-          <w:sz w:val="24"/>
-        </w:rPr>
-        <w:t>【C级·参考】</w:t>
-      </w:r>
-      <w:r>
-        <w:rPr>
-          <w:rFonts w:ascii="Times New Roman" w:hAnsi="Times New Roman" w:eastAsia="黑体"/>
-          <w:b w:val="0"/>
-          <w:color w:val="888888"/>
-          <w:sz w:val="24"/>
-        </w:rPr>
-        <w:t>从“打地鼠”到俯视战场，欧洲游戏厂商MY.GAMES点赞腾讯游戏安全ACE</w:t>
-      </w:r>
-    </w:p>
-    <w:p>
-      <w:r>
-        <w:rPr>
-          <w:rFonts w:ascii="Times New Roman" w:hAnsi="Times New Roman" w:eastAsia="宋体"/>
-          <w:color w:val="888888"/>
-          <w:sz w:val="18"/>
-        </w:rPr>
-        <w:t>来源:GameLook | 时间:09-07 13:17</w:t>
-      </w:r>
-    </w:p>
-    <w:p>
-      <w:r>
-        <w:rPr>
-          <w:rFonts w:ascii="Times New Roman" w:hAnsi="Times New Roman" w:eastAsia="宋体"/>
-          <w:sz w:val="18"/>
-        </w:rPr>
-        <w:t>链接:</w:t>
-      </w:r>
-      <w:hyperlink r:id="rId30">
-        <w:r>
-          <w:rPr>
-            <w:color w:val="0563C1"/>
-            <w:u w:val="single"/>
-          </w:rPr>
-          <w:t>从“打地鼠”到俯视战场，欧洲游戏厂商MY.GAMES点赞腾讯游戏安全ACE</w:t>
-        </w:r>
-      </w:hyperlink>
-    </w:p>
-    <w:p>
-      <w:pPr>
-        <w:pStyle w:val="Heading3"/>
-      </w:pPr>
-      <w:r>
-        <w:rPr>
-          <w:rFonts w:ascii="Times New Roman" w:hAnsi="Times New Roman" w:eastAsia="黑体"/>
-          <w:b w:val="0"/>
-          <w:color w:val="888888"/>
-          <w:sz w:val="24"/>
-        </w:rPr>
-        <w:t>【C级·参考】</w:t>
-      </w:r>
-      <w:r>
-        <w:rPr>
-          <w:rFonts w:ascii="Times New Roman" w:hAnsi="Times New Roman" w:eastAsia="黑体"/>
-          <w:b w:val="0"/>
-          <w:color w:val="888888"/>
-          <w:sz w:val="24"/>
-        </w:rPr>
-        <w:t>暴雪自导自演“官网故障”，《星际争霸》射击游戏真要来了？</w:t>
-      </w:r>
-    </w:p>
-    <w:p>
-      <w:r>
-        <w:rPr>
-          <w:rFonts w:ascii="Times New Roman" w:hAnsi="Times New Roman" w:eastAsia="宋体"/>
-          <w:color w:val="888888"/>
-          <w:sz w:val="18"/>
-        </w:rPr>
-        <w:t>来源:GameLook | 时间:09-07 10:08</w:t>
-      </w:r>
-    </w:p>
-    <w:p>
-      <w:r>
-        <w:rPr>
-          <w:rFonts w:ascii="Times New Roman" w:hAnsi="Times New Roman" w:eastAsia="宋体"/>
-          <w:sz w:val="18"/>
-        </w:rPr>
-        <w:t>链接:</w:t>
-      </w:r>
-      <w:hyperlink r:id="rId31">
-        <w:r>
-          <w:rPr>
-            <w:color w:val="0563C1"/>
-            <w:u w:val="single"/>
-          </w:rPr>
-          <w:t>暴雪自导自演“官网故障”，《星际争霸》射击游戏真要来了？</w:t>
-        </w:r>
-      </w:hyperlink>
-    </w:p>
-    <w:p>
-      <w:pPr>
-        <w:pStyle w:val="Heading3"/>
-      </w:pPr>
-      <w:r>
-        <w:rPr>
-          <w:rFonts w:ascii="Times New Roman" w:hAnsi="Times New Roman" w:eastAsia="黑体"/>
-          <w:b w:val="0"/>
-          <w:color w:val="888888"/>
-          <w:sz w:val="24"/>
-        </w:rPr>
-        <w:t>【C级·参考】</w:t>
-      </w:r>
-      <w:r>
-        <w:rPr>
-          <w:rFonts w:ascii="Times New Roman" w:hAnsi="Times New Roman" w:eastAsia="黑体"/>
-          <w:b w:val="0"/>
-          <w:color w:val="888888"/>
-          <w:sz w:val="24"/>
-        </w:rPr>
-        <w:t>“3只逗比猴的混乱”，600万人试玩的友尽游戏《BOMBANANA!》Steam发售</w:t>
-      </w:r>
-    </w:p>
-    <w:p>
-      <w:r>
-        <w:rPr>
-          <w:rFonts w:ascii="Times New Roman" w:hAnsi="Times New Roman" w:eastAsia="宋体"/>
-          <w:color w:val="888888"/>
-          <w:sz w:val="18"/>
-        </w:rPr>
-        <w:t>来源:GameLook | 时间:09-07 09:57</w:t>
-      </w:r>
-    </w:p>
-    <w:p>
-      <w:r>
-        <w:rPr>
-          <w:rFonts w:ascii="Times New Roman" w:hAnsi="Times New Roman" w:eastAsia="宋体"/>
-          <w:sz w:val="18"/>
-        </w:rPr>
-        <w:t>链接:</w:t>
-      </w:r>
-      <w:hyperlink r:id="rId32">
-        <w:r>
-          <w:rPr>
-            <w:color w:val="0563C1"/>
-            <w:u w:val="single"/>
-          </w:rPr>
-          <w:t>“3只逗比猴的混乱”，600万人试玩的友尽游戏《BOMBANANA!》Steam发售</w:t>
         </w:r>
       </w:hyperlink>
     </w:p>
@@ -1370,7 +1681,7 @@
           <w:rFonts w:ascii="Times New Roman" w:hAnsi="Times New Roman" w:eastAsia="宋体"/>
           <w:sz w:val="18"/>
         </w:rPr>
-        <w:t>IT之家(60)、GameLook(14)、HackerNews(1)、Bing新闻(6)</w:t>
+        <w:t>IT之家(60)、GameLook(15)、HackerNews(5)、Bing新闻(6)</w:t>
       </w:r>
     </w:p>
     <w:p>

--- a/briefings/线口监测午报-2026-09-08.docx
+++ b/briefings/线口监测午报-2026-09-08.docx
@@ -22,7 +22,7 @@
           <w:color w:val="888888"/>
           <w:sz w:val="18"/>
         </w:rPr>
-        <w:t>监测窗口:近48小时 | 生成时间:2026-09-08 20:06</w:t>
+        <w:t>监测窗口:近48小时 | 生成时间:2026-09-08 20:50</w:t>
       </w:r>
     </w:p>
     <w:p>
@@ -70,6 +70,57 @@
           <w:color w:val="888888"/>
           <w:sz w:val="24"/>
         </w:rPr>
+        <w:t>经合组织最新报告：不用或少用 AI 完成课业的学生，整体表现优于常用 AI 的学生</w:t>
+      </w:r>
+    </w:p>
+    <w:p>
+      <w:r>
+        <w:rPr>
+          <w:rFonts w:ascii="Times New Roman" w:hAnsi="Times New Roman" w:eastAsia="宋体"/>
+          <w:color w:val="888888"/>
+          <w:sz w:val="18"/>
+        </w:rPr>
+        <w:t>来源:IT之家 | 时间:09-08 20:09</w:t>
+      </w:r>
+    </w:p>
+    <w:p>
+      <w:r>
+        <w:rPr>
+          <w:rFonts w:ascii="Times New Roman" w:hAnsi="Times New Roman" w:eastAsia="宋体"/>
+          <w:sz w:val="18"/>
+        </w:rPr>
+        <w:t>链接:</w:t>
+      </w:r>
+      <w:hyperlink r:id="rId9">
+        <w:r>
+          <w:rPr>
+            <w:color w:val="0563C1"/>
+            <w:u w:val="single"/>
+          </w:rPr>
+          <w:t>经合组织最新报告：不用或少用 AI 完成课业的学生，整体表现优于常用 AI 的学生</w:t>
+        </w:r>
+      </w:hyperlink>
+    </w:p>
+    <w:p>
+      <w:pPr>
+        <w:pStyle w:val="Heading3"/>
+      </w:pPr>
+      <w:r>
+        <w:rPr>
+          <w:rFonts w:ascii="Times New Roman" w:hAnsi="Times New Roman" w:eastAsia="黑体"/>
+          <w:b w:val="0"/>
+          <w:color w:val="888888"/>
+          <w:sz w:val="24"/>
+        </w:rPr>
+        <w:t>【C级·参考】</w:t>
+      </w:r>
+      <w:r>
+        <w:rPr>
+          <w:rFonts w:ascii="Times New Roman" w:hAnsi="Times New Roman" w:eastAsia="黑体"/>
+          <w:b w:val="0"/>
+          <w:color w:val="888888"/>
+          <w:sz w:val="24"/>
+        </w:rPr>
         <w:t>分析机构 Similarweb：网页端 AI 聊天机器人中 ChatGPT 使用者最多，8 月市场份额回升至 55.5%</w:t>
       </w:r>
     </w:p>
@@ -91,7 +142,7 @@
         </w:rPr>
         <w:t>链接:</w:t>
       </w:r>
-      <w:hyperlink r:id="rId9">
+      <w:hyperlink r:id="rId10">
         <w:r>
           <w:rPr>
             <w:color w:val="0563C1"/>
@@ -142,7 +193,7 @@
         </w:rPr>
         <w:t>链接:</w:t>
       </w:r>
-      <w:hyperlink r:id="rId10">
+      <w:hyperlink r:id="rId11">
         <w:r>
           <w:rPr>
             <w:color w:val="0563C1"/>
@@ -193,7 +244,7 @@
         </w:rPr>
         <w:t>链接:</w:t>
       </w:r>
-      <w:hyperlink r:id="rId11">
+      <w:hyperlink r:id="rId12">
         <w:r>
           <w:rPr>
             <w:color w:val="0563C1"/>
@@ -244,7 +295,7 @@
         </w:rPr>
         <w:t>链接:</w:t>
       </w:r>
-      <w:hyperlink r:id="rId12">
+      <w:hyperlink r:id="rId13">
         <w:r>
           <w:rPr>
             <w:color w:val="0563C1"/>
@@ -295,7 +346,7 @@
         </w:rPr>
         <w:t>链接:</w:t>
       </w:r>
-      <w:hyperlink r:id="rId13">
+      <w:hyperlink r:id="rId14">
         <w:r>
           <w:rPr>
             <w:color w:val="0563C1"/>
@@ -346,7 +397,7 @@
         </w:rPr>
         <w:t>链接:</w:t>
       </w:r>
-      <w:hyperlink r:id="rId14">
+      <w:hyperlink r:id="rId15">
         <w:r>
           <w:rPr>
             <w:color w:val="0563C1"/>
@@ -397,166 +448,13 @@
         </w:rPr>
         <w:t>链接:</w:t>
       </w:r>
-      <w:hyperlink r:id="rId15">
+      <w:hyperlink r:id="rId16">
         <w:r>
           <w:rPr>
             <w:color w:val="0563C1"/>
             <w:u w:val="single"/>
           </w:rPr>
           <w:t>六人利用 AI“越狱”生成淫秽物品最终获刑，法官提醒“技术中立≠技术无罪”</w:t>
-        </w:r>
-      </w:hyperlink>
-    </w:p>
-    <w:p>
-      <w:pPr>
-        <w:pStyle w:val="Heading3"/>
-      </w:pPr>
-      <w:r>
-        <w:rPr>
-          <w:rFonts w:ascii="Times New Roman" w:hAnsi="Times New Roman" w:eastAsia="黑体"/>
-          <w:b w:val="0"/>
-          <w:color w:val="888888"/>
-          <w:sz w:val="24"/>
-        </w:rPr>
-        <w:t>【C级·参考】</w:t>
-      </w:r>
-      <w:r>
-        <w:rPr>
-          <w:rFonts w:ascii="Times New Roman" w:hAnsi="Times New Roman" w:eastAsia="黑体"/>
-          <w:b w:val="0"/>
-          <w:color w:val="888888"/>
-          <w:sz w:val="24"/>
-        </w:rPr>
-        <w:t>爱芯元智推出 5nm 智驾芯片 M97、M95，单颗等效 AI 算力至高 720TOPS</w:t>
-      </w:r>
-    </w:p>
-    <w:p>
-      <w:r>
-        <w:rPr>
-          <w:rFonts w:ascii="Times New Roman" w:hAnsi="Times New Roman" w:eastAsia="宋体"/>
-          <w:color w:val="888888"/>
-          <w:sz w:val="18"/>
-        </w:rPr>
-        <w:t>来源:IT之家 | 时间:09-08 16:16</w:t>
-      </w:r>
-    </w:p>
-    <w:p>
-      <w:r>
-        <w:rPr>
-          <w:rFonts w:ascii="Times New Roman" w:hAnsi="Times New Roman" w:eastAsia="宋体"/>
-          <w:sz w:val="18"/>
-        </w:rPr>
-        <w:t>链接:</w:t>
-      </w:r>
-      <w:hyperlink r:id="rId16">
-        <w:r>
-          <w:rPr>
-            <w:color w:val="0563C1"/>
-            <w:u w:val="single"/>
-          </w:rPr>
-          <w:t>爱芯元智推出 5nm 智驾芯片 M97、M95，单颗等效 AI 算力至高 720TOPS</w:t>
-        </w:r>
-      </w:hyperlink>
-    </w:p>
-    <w:p>
-      <w:pPr>
-        <w:pStyle w:val="Heading3"/>
-      </w:pPr>
-      <w:r>
-        <w:rPr>
-          <w:rFonts w:ascii="Times New Roman" w:hAnsi="Times New Roman" w:eastAsia="黑体"/>
-          <w:b w:val="0"/>
-          <w:color w:val="888888"/>
-          <w:sz w:val="24"/>
-        </w:rPr>
-        <w:t>【C级·参考】</w:t>
-      </w:r>
-      <w:r>
-        <w:rPr>
-          <w:rFonts w:ascii="Times New Roman" w:hAnsi="Times New Roman" w:eastAsia="黑体"/>
-          <w:b w:val="0"/>
-          <w:color w:val="888888"/>
-          <w:sz w:val="24"/>
-        </w:rPr>
-        <w:t>微软纳德拉发布 Opal：用户只需提目标，AI 跑全流程交付成品</w:t>
-      </w:r>
-    </w:p>
-    <w:p>
-      <w:r>
-        <w:rPr>
-          <w:rFonts w:ascii="Times New Roman" w:hAnsi="Times New Roman" w:eastAsia="宋体"/>
-          <w:color w:val="888888"/>
-          <w:sz w:val="18"/>
-        </w:rPr>
-        <w:t>来源:IT之家 | 时间:09-08 16:10</w:t>
-      </w:r>
-    </w:p>
-    <w:p>
-      <w:r>
-        <w:rPr>
-          <w:rFonts w:ascii="Times New Roman" w:hAnsi="Times New Roman" w:eastAsia="宋体"/>
-          <w:sz w:val="18"/>
-        </w:rPr>
-        <w:t>链接:</w:t>
-      </w:r>
-      <w:hyperlink r:id="rId17">
-        <w:r>
-          <w:rPr>
-            <w:color w:val="0563C1"/>
-            <w:u w:val="single"/>
-          </w:rPr>
-          <w:t>微软纳德拉发布 Opal：用户只需提目标，AI 跑全流程交付成品</w:t>
-        </w:r>
-      </w:hyperlink>
-    </w:p>
-    <w:p>
-      <w:pPr>
-        <w:pStyle w:val="Heading3"/>
-      </w:pPr>
-      <w:r>
-        <w:rPr>
-          <w:rFonts w:ascii="Times New Roman" w:hAnsi="Times New Roman" w:eastAsia="黑体"/>
-          <w:b w:val="0"/>
-          <w:color w:val="888888"/>
-          <w:sz w:val="24"/>
-        </w:rPr>
-        <w:t>【C级·参考】</w:t>
-      </w:r>
-      <w:r>
-        <w:rPr>
-          <w:rFonts w:ascii="Times New Roman" w:hAnsi="Times New Roman" w:eastAsia="黑体"/>
-          <w:b w:val="0"/>
-          <w:color w:val="888888"/>
-          <w:sz w:val="24"/>
-        </w:rPr>
-        <w:t>DeepSeek V4.1 Flash 中间版本内测：新模型结构，原生多模态支持，更快更强、成本更低</w:t>
-      </w:r>
-    </w:p>
-    <w:p>
-      <w:r>
-        <w:rPr>
-          <w:rFonts w:ascii="Times New Roman" w:hAnsi="Times New Roman" w:eastAsia="宋体"/>
-          <w:color w:val="888888"/>
-          <w:sz w:val="18"/>
-        </w:rPr>
-        <w:t>来源:IT之家 | 时间:09-08 16:05</w:t>
-      </w:r>
-    </w:p>
-    <w:p>
-      <w:r>
-        <w:rPr>
-          <w:rFonts w:ascii="Times New Roman" w:hAnsi="Times New Roman" w:eastAsia="宋体"/>
-          <w:sz w:val="18"/>
-        </w:rPr>
-        <w:t>链接:</w:t>
-      </w:r>
-      <w:hyperlink r:id="rId18">
-        <w:r>
-          <w:rPr>
-            <w:color w:val="0563C1"/>
-            <w:u w:val="single"/>
-          </w:rPr>
-          <w:t>DeepSeek V4.1 Flash 中间版本内测：新模型结构，原生多模态支持，更快更强、成本更低</w:t>
         </w:r>
       </w:hyperlink>
     </w:p>
@@ -601,7 +499,7 @@
         </w:rPr>
         <w:t>链接:</w:t>
       </w:r>
-      <w:hyperlink r:id="rId19">
+      <w:hyperlink r:id="rId17">
         <w:r>
           <w:rPr>
             <w:color w:val="0563C1"/>
@@ -652,7 +550,7 @@
         </w:rPr>
         <w:t>链接:</w:t>
       </w:r>
-      <w:hyperlink r:id="rId20">
+      <w:hyperlink r:id="rId18">
         <w:r>
           <w:rPr>
             <w:color w:val="0563C1"/>
@@ -703,7 +601,7 @@
         </w:rPr>
         <w:t>链接:</w:t>
       </w:r>
-      <w:hyperlink r:id="rId21">
+      <w:hyperlink r:id="rId19">
         <w:r>
           <w:rPr>
             <w:color w:val="0563C1"/>
@@ -754,7 +652,7 @@
         </w:rPr>
         <w:t>链接:</w:t>
       </w:r>
-      <w:hyperlink r:id="rId22">
+      <w:hyperlink r:id="rId20">
         <w:r>
           <w:rPr>
             <w:color w:val="0563C1"/>
@@ -805,13 +703,64 @@
         </w:rPr>
         <w:t>链接:</w:t>
       </w:r>
-      <w:hyperlink r:id="rId23">
+      <w:hyperlink r:id="rId21">
         <w:r>
           <w:rPr>
             <w:color w:val="0563C1"/>
             <w:u w:val="single"/>
           </w:rPr>
           <w:t>这届UP太有才！B站百万奖金AI大赛，猫娘夺冠、元气3D亚军、“无限流游戏”季军</w:t>
+        </w:r>
+      </w:hyperlink>
+    </w:p>
+    <w:p>
+      <w:pPr>
+        <w:pStyle w:val="Heading3"/>
+      </w:pPr>
+      <w:r>
+        <w:rPr>
+          <w:rFonts w:ascii="Times New Roman" w:hAnsi="Times New Roman" w:eastAsia="黑体"/>
+          <w:b w:val="0"/>
+          <w:color w:val="888888"/>
+          <w:sz w:val="24"/>
+        </w:rPr>
+        <w:t>【C级·参考】</w:t>
+      </w:r>
+      <w:r>
+        <w:rPr>
+          <w:rFonts w:ascii="Times New Roman" w:hAnsi="Times New Roman" w:eastAsia="黑体"/>
+          <w:b w:val="0"/>
+          <w:color w:val="888888"/>
+          <w:sz w:val="24"/>
+        </w:rPr>
+        <w:t>新一代AI运动眼镜闪现IFA！BleeqUp Rover展示了品类进化的方向</w:t>
+      </w:r>
+    </w:p>
+    <w:p>
+      <w:r>
+        <w:rPr>
+          <w:rFonts w:ascii="Times New Roman" w:hAnsi="Times New Roman" w:eastAsia="宋体"/>
+          <w:color w:val="888888"/>
+          <w:sz w:val="18"/>
+        </w:rPr>
+        <w:t>来源:Bing新闻 | 时间:09-08 05:23</w:t>
+      </w:r>
+    </w:p>
+    <w:p>
+      <w:r>
+        <w:rPr>
+          <w:rFonts w:ascii="Times New Roman" w:hAnsi="Times New Roman" w:eastAsia="宋体"/>
+          <w:sz w:val="18"/>
+        </w:rPr>
+        <w:t>链接:</w:t>
+      </w:r>
+      <w:hyperlink r:id="rId22">
+        <w:r>
+          <w:rPr>
+            <w:color w:val="0563C1"/>
+            <w:u w:val="single"/>
+          </w:rPr>
+          <w:t>新一代AI运动眼镜闪现IFA！BleeqUp Rover展示了品类进化的方向</w:t>
         </w:r>
       </w:hyperlink>
     </w:p>
@@ -856,7 +805,7 @@
         </w:rPr>
         <w:t>链接:</w:t>
       </w:r>
-      <w:hyperlink r:id="rId24">
+      <w:hyperlink r:id="rId23">
         <w:r>
           <w:rPr>
             <w:color w:val="0563C1"/>
@@ -907,7 +856,7 @@
         </w:rPr>
         <w:t>链接:</w:t>
       </w:r>
-      <w:hyperlink r:id="rId25">
+      <w:hyperlink r:id="rId24">
         <w:r>
           <w:rPr>
             <w:color w:val="0563C1"/>
@@ -958,7 +907,7 @@
         </w:rPr>
         <w:t>链接:</w:t>
       </w:r>
-      <w:hyperlink r:id="rId26">
+      <w:hyperlink r:id="rId25">
         <w:r>
           <w:rPr>
             <w:color w:val="0563C1"/>
@@ -1009,7 +958,7 @@
         </w:rPr>
         <w:t>链接:</w:t>
       </w:r>
-      <w:hyperlink r:id="rId27">
+      <w:hyperlink r:id="rId26">
         <w:r>
           <w:rPr>
             <w:color w:val="0563C1"/>
@@ -1039,7 +988,7 @@
           <w:color w:val="888888"/>
           <w:sz w:val="24"/>
         </w:rPr>
-        <w:t>Meta推出实时语音转写模型Muse Voice Transcribe，瞄准AI眼镜场景</w:t>
+        <w:t>TCL实业旗下雷鸟创新两款智能眼镜新品IFA 2026首秀：全天候AI与杜比巨幕，拓展近眼显示新边界</w:t>
       </w:r>
     </w:p>
     <w:p>
@@ -1049,7 +998,58 @@
           <w:color w:val="888888"/>
           <w:sz w:val="18"/>
         </w:rPr>
-        <w:t>来源:Bing新闻 | 时间:09-08 00:17</w:t>
+        <w:t>来源:Bing新闻 | 时间:09-07 16:10</w:t>
+      </w:r>
+    </w:p>
+    <w:p>
+      <w:r>
+        <w:rPr>
+          <w:rFonts w:ascii="Times New Roman" w:hAnsi="Times New Roman" w:eastAsia="宋体"/>
+          <w:sz w:val="18"/>
+        </w:rPr>
+        <w:t>链接:</w:t>
+      </w:r>
+      <w:hyperlink r:id="rId27">
+        <w:r>
+          <w:rPr>
+            <w:color w:val="0563C1"/>
+            <w:u w:val="single"/>
+          </w:rPr>
+          <w:t>TCL实业旗下雷鸟创新两款智能眼镜新品IFA 2026首秀：全天候AI与杜比巨幕，拓展近眼显示新边界</w:t>
+        </w:r>
+      </w:hyperlink>
+    </w:p>
+    <w:p>
+      <w:pPr>
+        <w:pStyle w:val="Heading3"/>
+      </w:pPr>
+      <w:r>
+        <w:rPr>
+          <w:rFonts w:ascii="Times New Roman" w:hAnsi="Times New Roman" w:eastAsia="黑体"/>
+          <w:b w:val="0"/>
+          <w:color w:val="888888"/>
+          <w:sz w:val="24"/>
+        </w:rPr>
+        <w:t>【C级·参考】</w:t>
+      </w:r>
+      <w:r>
+        <w:rPr>
+          <w:rFonts w:ascii="Times New Roman" w:hAnsi="Times New Roman" w:eastAsia="黑体"/>
+          <w:b w:val="0"/>
+          <w:color w:val="888888"/>
+          <w:sz w:val="24"/>
+        </w:rPr>
+        <w:t>米哈游要造“AI梦工厂”？《雨之城》内测 AI 视频平台，玩家人人拍大片！</w:t>
+      </w:r>
+    </w:p>
+    <w:p>
+      <w:r>
+        <w:rPr>
+          <w:rFonts w:ascii="Times New Roman" w:hAnsi="Times New Roman" w:eastAsia="宋体"/>
+          <w:color w:val="888888"/>
+          <w:sz w:val="18"/>
+        </w:rPr>
+        <w:t>来源:GameLook | 时间:09-07 10:30</w:t>
       </w:r>
     </w:p>
     <w:p>
@@ -1066,7 +1066,58 @@
             <w:color w:val="0563C1"/>
             <w:u w:val="single"/>
           </w:rPr>
-          <w:t>Meta推出实时语音转写模型Muse Voice Transcribe，瞄准AI眼镜场景</w:t>
+          <w:t>米哈游要造“AI梦工厂”？《雨之城》内测 AI 视频平台，玩家人人拍大片！</w:t>
+        </w:r>
+      </w:hyperlink>
+    </w:p>
+    <w:p>
+      <w:pPr>
+        <w:pStyle w:val="Heading3"/>
+      </w:pPr>
+      <w:r>
+        <w:rPr>
+          <w:rFonts w:ascii="Times New Roman" w:hAnsi="Times New Roman" w:eastAsia="黑体"/>
+          <w:b w:val="0"/>
+          <w:color w:val="888888"/>
+          <w:sz w:val="24"/>
+        </w:rPr>
+        <w:t>【C级·参考】</w:t>
+      </w:r>
+      <w:r>
+        <w:rPr>
+          <w:rFonts w:ascii="Times New Roman" w:hAnsi="Times New Roman" w:eastAsia="黑体"/>
+          <w:b w:val="0"/>
+          <w:color w:val="888888"/>
+          <w:sz w:val="24"/>
+        </w:rPr>
+        <w:t>3款爆卖“AI原生游戏”怎么赢的？“千万玩家、百万套销量、月活近300万”全兑现！</w:t>
+      </w:r>
+    </w:p>
+    <w:p>
+      <w:r>
+        <w:rPr>
+          <w:rFonts w:ascii="Times New Roman" w:hAnsi="Times New Roman" w:eastAsia="宋体"/>
+          <w:color w:val="888888"/>
+          <w:sz w:val="18"/>
+        </w:rPr>
+        <w:t>来源:GameLook | 时间:09-07 10:29</w:t>
+      </w:r>
+    </w:p>
+    <w:p>
+      <w:r>
+        <w:rPr>
+          <w:rFonts w:ascii="Times New Roman" w:hAnsi="Times New Roman" w:eastAsia="宋体"/>
+          <w:sz w:val="18"/>
+        </w:rPr>
+        <w:t>链接:</w:t>
+      </w:r>
+      <w:hyperlink r:id="rId29">
+        <w:r>
+          <w:rPr>
+            <w:color w:val="0563C1"/>
+            <w:u w:val="single"/>
+          </w:rPr>
+          <w:t>3款爆卖“AI原生游戏”怎么赢的？“千万玩家、百万套销量、月活近300万”全兑现！</w:t>
         </w:r>
       </w:hyperlink>
     </w:p>
@@ -1123,115 +1174,13 @@
         </w:rPr>
         <w:t>链接:</w:t>
       </w:r>
-      <w:hyperlink r:id="rId29">
+      <w:hyperlink r:id="rId30">
         <w:r>
           <w:rPr>
             <w:color w:val="0563C1"/>
             <w:u w:val="single"/>
           </w:rPr>
           <w:t>戴森预热 R2 扫地机器人：采用莱洛三角拖布设计、匹配“全能气旋基站”，9 月 7 日开启预约</w:t>
-        </w:r>
-      </w:hyperlink>
-    </w:p>
-    <w:p>
-      <w:pPr>
-        <w:pStyle w:val="Heading3"/>
-      </w:pPr>
-      <w:r>
-        <w:rPr>
-          <w:rFonts w:ascii="Times New Roman" w:hAnsi="Times New Roman" w:eastAsia="黑体"/>
-          <w:b w:val="0"/>
-          <w:color w:val="888888"/>
-          <w:sz w:val="24"/>
-        </w:rPr>
-        <w:t>【C级·参考】</w:t>
-      </w:r>
-      <w:r>
-        <w:rPr>
-          <w:rFonts w:ascii="Times New Roman" w:hAnsi="Times New Roman" w:eastAsia="黑体"/>
-          <w:b w:val="0"/>
-          <w:color w:val="888888"/>
-          <w:sz w:val="24"/>
-        </w:rPr>
-        <w:t>韩国电池材料企业瞄准人形机器人，开辟电动汽车外新增长赛道</w:t>
-      </w:r>
-    </w:p>
-    <w:p>
-      <w:r>
-        <w:rPr>
-          <w:rFonts w:ascii="Times New Roman" w:hAnsi="Times New Roman" w:eastAsia="宋体"/>
-          <w:color w:val="888888"/>
-          <w:sz w:val="18"/>
-        </w:rPr>
-        <w:t>来源:IT之家 | 时间:09-08 16:26</w:t>
-      </w:r>
-    </w:p>
-    <w:p>
-      <w:r>
-        <w:rPr>
-          <w:rFonts w:ascii="Times New Roman" w:hAnsi="Times New Roman" w:eastAsia="宋体"/>
-          <w:sz w:val="18"/>
-        </w:rPr>
-        <w:t>链接:</w:t>
-      </w:r>
-      <w:hyperlink r:id="rId30">
-        <w:r>
-          <w:rPr>
-            <w:color w:val="0563C1"/>
-            <w:u w:val="single"/>
-          </w:rPr>
-          <w:t>韩国电池材料企业瞄准人形机器人，开辟电动汽车外新增长赛道</w:t>
-        </w:r>
-      </w:hyperlink>
-    </w:p>
-    <w:p>
-      <w:pPr>
-        <w:pStyle w:val="Heading3"/>
-      </w:pPr>
-      <w:r>
-        <w:rPr>
-          <w:rFonts w:ascii="Times New Roman" w:hAnsi="Times New Roman" w:eastAsia="黑体"/>
-          <w:b w:val="0"/>
-          <w:color w:val="888888"/>
-          <w:sz w:val="24"/>
-        </w:rPr>
-        <w:t>【C级·参考】</w:t>
-      </w:r>
-      <w:r>
-        <w:rPr>
-          <w:rFonts w:ascii="Times New Roman" w:hAnsi="Times New Roman" w:eastAsia="黑体"/>
-          <w:b w:val="0"/>
-          <w:color w:val="888888"/>
-          <w:sz w:val="24"/>
-        </w:rPr>
-        <w:t>日本首个“人形机器人救护车”现身，搭载机器人专用担架、维修零部件等</w:t>
-      </w:r>
-    </w:p>
-    <w:p>
-      <w:r>
-        <w:rPr>
-          <w:rFonts w:ascii="Times New Roman" w:hAnsi="Times New Roman" w:eastAsia="宋体"/>
-          <w:color w:val="888888"/>
-          <w:sz w:val="18"/>
-        </w:rPr>
-        <w:t>来源:IT之家 | 时间:09-08 16:23</w:t>
-      </w:r>
-    </w:p>
-    <w:p>
-      <w:r>
-        <w:rPr>
-          <w:rFonts w:ascii="Times New Roman" w:hAnsi="Times New Roman" w:eastAsia="宋体"/>
-          <w:sz w:val="18"/>
-        </w:rPr>
-        <w:t>链接:</w:t>
-      </w:r>
-      <w:hyperlink r:id="rId31">
-        <w:r>
-          <w:rPr>
-            <w:color w:val="0563C1"/>
-            <w:u w:val="single"/>
-          </w:rPr>
-          <w:t>日本首个“人形机器人救护车”现身，搭载机器人专用担架、维修零部件等</w:t>
         </w:r>
       </w:hyperlink>
     </w:p>
@@ -1322,7 +1271,7 @@
         </w:rPr>
         <w:t>链接:</w:t>
       </w:r>
-      <w:hyperlink r:id="rId32">
+      <w:hyperlink r:id="rId31">
         <w:r>
           <w:rPr>
             <w:color w:val="0563C1"/>
@@ -1373,115 +1322,13 @@
         </w:rPr>
         <w:t>链接:</w:t>
       </w:r>
-      <w:hyperlink r:id="rId33">
+      <w:hyperlink r:id="rId32">
         <w:r>
           <w:rPr>
             <w:color w:val="0563C1"/>
             <w:u w:val="single"/>
           </w:rPr>
           <w:t>影石 x 腾讯会议联名版 Mic Pro 麦克风官宣，9 月 15 日发布</w:t>
-        </w:r>
-      </w:hyperlink>
-    </w:p>
-    <w:p>
-      <w:pPr>
-        <w:pStyle w:val="Heading3"/>
-      </w:pPr>
-      <w:r>
-        <w:rPr>
-          <w:rFonts w:ascii="Times New Roman" w:hAnsi="Times New Roman" w:eastAsia="黑体"/>
-          <w:b w:val="0"/>
-          <w:color w:val="888888"/>
-          <w:sz w:val="24"/>
-        </w:rPr>
-        <w:t>【C级·参考】</w:t>
-      </w:r>
-      <w:r>
-        <w:rPr>
-          <w:rFonts w:ascii="Times New Roman" w:hAnsi="Times New Roman" w:eastAsia="黑体"/>
-          <w:b w:val="0"/>
-          <w:color w:val="888888"/>
-          <w:sz w:val="24"/>
-        </w:rPr>
-        <w:t>（更新：已恢复）腾讯微信团队致歉：视频号服务器出现抖动致部分功能异常，正在恢复中</w:t>
-      </w:r>
-    </w:p>
-    <w:p>
-      <w:r>
-        <w:rPr>
-          <w:rFonts w:ascii="Times New Roman" w:hAnsi="Times New Roman" w:eastAsia="宋体"/>
-          <w:color w:val="888888"/>
-          <w:sz w:val="18"/>
-        </w:rPr>
-        <w:t>来源:IT之家 | 时间:09-08 16:22</w:t>
-      </w:r>
-    </w:p>
-    <w:p>
-      <w:r>
-        <w:rPr>
-          <w:rFonts w:ascii="Times New Roman" w:hAnsi="Times New Roman" w:eastAsia="宋体"/>
-          <w:sz w:val="18"/>
-        </w:rPr>
-        <w:t>链接:</w:t>
-      </w:r>
-      <w:hyperlink r:id="rId34">
-        <w:r>
-          <w:rPr>
-            <w:color w:val="0563C1"/>
-            <w:u w:val="single"/>
-          </w:rPr>
-          <w:t>（更新：已恢复）腾讯微信团队致歉：视频号服务器出现抖动致部分功能异常，正在恢复中</w:t>
-        </w:r>
-      </w:hyperlink>
-    </w:p>
-    <w:p>
-      <w:pPr>
-        <w:pStyle w:val="Heading3"/>
-      </w:pPr>
-      <w:r>
-        <w:rPr>
-          <w:rFonts w:ascii="Times New Roman" w:hAnsi="Times New Roman" w:eastAsia="黑体"/>
-          <w:b w:val="0"/>
-          <w:color w:val="888888"/>
-          <w:sz w:val="24"/>
-        </w:rPr>
-        <w:t>【C级·参考】</w:t>
-      </w:r>
-      <w:r>
-        <w:rPr>
-          <w:rFonts w:ascii="Times New Roman" w:hAnsi="Times New Roman" w:eastAsia="黑体"/>
-          <w:b w:val="0"/>
-          <w:color w:val="888888"/>
-          <w:sz w:val="24"/>
-        </w:rPr>
-        <w:t>前索尼 SIE 总裁莱登：PlayStation 游戏去实体化并非无解，就像 Kindle 也没取代实体书</w:t>
-      </w:r>
-    </w:p>
-    <w:p>
-      <w:r>
-        <w:rPr>
-          <w:rFonts w:ascii="Times New Roman" w:hAnsi="Times New Roman" w:eastAsia="宋体"/>
-          <w:color w:val="888888"/>
-          <w:sz w:val="18"/>
-        </w:rPr>
-        <w:t>来源:IT之家 | 时间:09-08 16:03</w:t>
-      </w:r>
-    </w:p>
-    <w:p>
-      <w:r>
-        <w:rPr>
-          <w:rFonts w:ascii="Times New Roman" w:hAnsi="Times New Roman" w:eastAsia="宋体"/>
-          <w:sz w:val="18"/>
-        </w:rPr>
-        <w:t>链接:</w:t>
-      </w:r>
-      <w:hyperlink r:id="rId35">
-        <w:r>
-          <w:rPr>
-            <w:color w:val="0563C1"/>
-            <w:u w:val="single"/>
-          </w:rPr>
-          <w:t>前索尼 SIE 总裁莱登：PlayStation 游戏去实体化并非无解，就像 Kindle 也没取代实体书</w:t>
         </w:r>
       </w:hyperlink>
     </w:p>
@@ -1526,7 +1373,7 @@
         </w:rPr>
         <w:t>链接:</w:t>
       </w:r>
-      <w:hyperlink r:id="rId36">
+      <w:hyperlink r:id="rId33">
         <w:r>
           <w:rPr>
             <w:color w:val="0563C1"/>
@@ -1577,7 +1424,7 @@
         </w:rPr>
         <w:t>链接:</w:t>
       </w:r>
-      <w:hyperlink r:id="rId37">
+      <w:hyperlink r:id="rId34">
         <w:r>
           <w:rPr>
             <w:color w:val="0563C1"/>
@@ -1628,13 +1475,166 @@
         </w:rPr>
         <w:t>链接:</w:t>
       </w:r>
+      <w:hyperlink r:id="rId35">
+        <w:r>
+          <w:rPr>
+            <w:color w:val="0563C1"/>
+            <w:u w:val="single"/>
+          </w:rPr>
+          <w:t>“开发者痴迷、玩家劝退”，策划谈真相：战棋游戏如何破局？</w:t>
+        </w:r>
+      </w:hyperlink>
+    </w:p>
+    <w:p>
+      <w:pPr>
+        <w:pStyle w:val="Heading3"/>
+      </w:pPr>
+      <w:r>
+        <w:rPr>
+          <w:rFonts w:ascii="Times New Roman" w:hAnsi="Times New Roman" w:eastAsia="黑体"/>
+          <w:b w:val="0"/>
+          <w:color w:val="888888"/>
+          <w:sz w:val="24"/>
+        </w:rPr>
+        <w:t>【C级·参考】</w:t>
+      </w:r>
+      <w:r>
+        <w:rPr>
+          <w:rFonts w:ascii="Times New Roman" w:hAnsi="Times New Roman" w:eastAsia="黑体"/>
+          <w:b w:val="0"/>
+          <w:color w:val="888888"/>
+          <w:sz w:val="24"/>
+        </w:rPr>
+        <w:t>从“打地鼠”到俯视战场，欧洲游戏厂商MY.GAMES点赞腾讯游戏安全ACE</w:t>
+      </w:r>
+    </w:p>
+    <w:p>
+      <w:r>
+        <w:rPr>
+          <w:rFonts w:ascii="Times New Roman" w:hAnsi="Times New Roman" w:eastAsia="宋体"/>
+          <w:color w:val="888888"/>
+          <w:sz w:val="18"/>
+        </w:rPr>
+        <w:t>来源:GameLook | 时间:09-07 13:17</w:t>
+      </w:r>
+    </w:p>
+    <w:p>
+      <w:r>
+        <w:rPr>
+          <w:rFonts w:ascii="Times New Roman" w:hAnsi="Times New Roman" w:eastAsia="宋体"/>
+          <w:sz w:val="18"/>
+        </w:rPr>
+        <w:t>链接:</w:t>
+      </w:r>
+      <w:hyperlink r:id="rId36">
+        <w:r>
+          <w:rPr>
+            <w:color w:val="0563C1"/>
+            <w:u w:val="single"/>
+          </w:rPr>
+          <w:t>从“打地鼠”到俯视战场，欧洲游戏厂商MY.GAMES点赞腾讯游戏安全ACE</w:t>
+        </w:r>
+      </w:hyperlink>
+    </w:p>
+    <w:p>
+      <w:pPr>
+        <w:pStyle w:val="Heading3"/>
+      </w:pPr>
+      <w:r>
+        <w:rPr>
+          <w:rFonts w:ascii="Times New Roman" w:hAnsi="Times New Roman" w:eastAsia="黑体"/>
+          <w:b w:val="0"/>
+          <w:color w:val="888888"/>
+          <w:sz w:val="24"/>
+        </w:rPr>
+        <w:t>【C级·参考】</w:t>
+      </w:r>
+      <w:r>
+        <w:rPr>
+          <w:rFonts w:ascii="Times New Roman" w:hAnsi="Times New Roman" w:eastAsia="黑体"/>
+          <w:b w:val="0"/>
+          <w:color w:val="888888"/>
+          <w:sz w:val="24"/>
+        </w:rPr>
+        <w:t>暴雪自导自演“官网故障”，《星际争霸》射击游戏真要来了？</w:t>
+      </w:r>
+    </w:p>
+    <w:p>
+      <w:r>
+        <w:rPr>
+          <w:rFonts w:ascii="Times New Roman" w:hAnsi="Times New Roman" w:eastAsia="宋体"/>
+          <w:color w:val="888888"/>
+          <w:sz w:val="18"/>
+        </w:rPr>
+        <w:t>来源:GameLook | 时间:09-07 10:08</w:t>
+      </w:r>
+    </w:p>
+    <w:p>
+      <w:r>
+        <w:rPr>
+          <w:rFonts w:ascii="Times New Roman" w:hAnsi="Times New Roman" w:eastAsia="宋体"/>
+          <w:sz w:val="18"/>
+        </w:rPr>
+        <w:t>链接:</w:t>
+      </w:r>
+      <w:hyperlink r:id="rId37">
+        <w:r>
+          <w:rPr>
+            <w:color w:val="0563C1"/>
+            <w:u w:val="single"/>
+          </w:rPr>
+          <w:t>暴雪自导自演“官网故障”，《星际争霸》射击游戏真要来了？</w:t>
+        </w:r>
+      </w:hyperlink>
+    </w:p>
+    <w:p>
+      <w:pPr>
+        <w:pStyle w:val="Heading3"/>
+      </w:pPr>
+      <w:r>
+        <w:rPr>
+          <w:rFonts w:ascii="Times New Roman" w:hAnsi="Times New Roman" w:eastAsia="黑体"/>
+          <w:b w:val="0"/>
+          <w:color w:val="888888"/>
+          <w:sz w:val="24"/>
+        </w:rPr>
+        <w:t>【C级·参考】</w:t>
+      </w:r>
+      <w:r>
+        <w:rPr>
+          <w:rFonts w:ascii="Times New Roman" w:hAnsi="Times New Roman" w:eastAsia="黑体"/>
+          <w:b w:val="0"/>
+          <w:color w:val="888888"/>
+          <w:sz w:val="24"/>
+        </w:rPr>
+        <w:t>“3只逗比猴的混乱”，600万人试玩的友尽游戏《BOMBANANA!》Steam发售</w:t>
+      </w:r>
+    </w:p>
+    <w:p>
+      <w:r>
+        <w:rPr>
+          <w:rFonts w:ascii="Times New Roman" w:hAnsi="Times New Roman" w:eastAsia="宋体"/>
+          <w:color w:val="888888"/>
+          <w:sz w:val="18"/>
+        </w:rPr>
+        <w:t>来源:GameLook | 时间:09-07 09:57</w:t>
+      </w:r>
+    </w:p>
+    <w:p>
+      <w:r>
+        <w:rPr>
+          <w:rFonts w:ascii="Times New Roman" w:hAnsi="Times New Roman" w:eastAsia="宋体"/>
+          <w:sz w:val="18"/>
+        </w:rPr>
+        <w:t>链接:</w:t>
+      </w:r>
       <w:hyperlink r:id="rId38">
         <w:r>
           <w:rPr>
             <w:color w:val="0563C1"/>
             <w:u w:val="single"/>
           </w:rPr>
-          <w:t>“开发者痴迷、玩家劝退”，策划谈真相：战棋游戏如何破局？</w:t>
+          <w:t>“3只逗比猴的混乱”，600万人试玩的友尽游戏《BOMBANANA!》Steam发售</w:t>
         </w:r>
       </w:hyperlink>
     </w:p>
@@ -1681,7 +1681,7 @@
           <w:rFonts w:ascii="Times New Roman" w:hAnsi="Times New Roman" w:eastAsia="宋体"/>
           <w:sz w:val="18"/>
         </w:rPr>
-        <w:t>IT之家(60)、GameLook(15)、HackerNews(5)、Bing新闻(6)</w:t>
+        <w:t>IT之家(60)、GameLook(15)、HackerNews(3)、Bing新闻(6)</w:t>
       </w:r>
     </w:p>
     <w:p>
